--- a/docs/TaylorDanielsResume.docx
+++ b/docs/TaylorDanielsResume.docx
@@ -116,7 +116,7 @@
           <w:szCs w:val="22"/>
           <w:rtl w:val="0"/>
         </w:rPr>
-        <w:t xml:space="preserve">(502) 930-2725 | </w:t>
+        <w:t xml:space="preserve">(502) 930-2725 | Louisville, KY</w:t>
       </w:r>
       <w:r>
         <w:rPr>
@@ -124,7 +124,7 @@
           <w:szCs w:val="22"/>
           <w:rtl w:val="0"/>
         </w:rPr>
-        <w:t xml:space="preserve">Indianapolis, IN | </w:t>
+        <w:t xml:space="preserve"> | </w:t>
       </w:r>
       <w:hyperlink r:id="rId6">
         <w:r>
@@ -346,35 +346,13 @@
           <w:vertAlign w:val="baseline"/>
           <w:rtl w:val="0"/>
         </w:rPr>
-        <w:t xml:space="preserve"> and experience in </w:t>
-      </w:r>
-      <w:r>
-        <w:rPr>
-          <w:rtl w:val="0"/>
-        </w:rPr>
-        <w:t xml:space="preserve">M</w:t>
-      </w:r>
-      <w:r>
-        <w:rPr>
-          <w:i w:val="0"/>
-          <w:iCs w:val="0"/>
-          <w:smallCaps w:val="0"/>
-          <w:strike w:val="0"/>
-          <w:color w:val="000000"/>
-          <w:sz w:val="20"/>
-          <w:szCs w:val="20"/>
-          <w:u w:val="none"/>
-          <w:shd w:fill="auto" w:val="clear"/>
-          <w:vertAlign w:val="baseline"/>
-          <w:rtl w:val="0"/>
-        </w:rPr>
-        <w:t xml:space="preserve">athematical </w:t>
-      </w:r>
-      <w:r>
-        <w:rPr>
-          <w:rtl w:val="0"/>
-        </w:rPr>
-        <w:t xml:space="preserve">Physics and </w:t>
+        <w:t xml:space="preserve"> and growing </w:t>
+      </w:r>
+      <w:r>
+        <w:rPr>
+          <w:rtl w:val="0"/>
+        </w:rPr>
+        <w:t xml:space="preserve">experience in </w:t>
       </w:r>
       <w:r>
         <w:rPr>
@@ -476,7 +454,7 @@
           <w:szCs w:val="20"/>
           <w:rtl w:val="0"/>
         </w:rPr>
-        <w:t xml:space="preserve">Ph.D.</w:t>
+        <w:t xml:space="preserve">PhD</w:t>
       </w:r>
       <w:r>
         <w:rPr>
@@ -545,6 +523,14 @@
         <w:rPr>
           <w:b w:val="1"/>
           <w:bCs w:val="1"/>
+          <w:rtl w:val="0"/>
+        </w:rPr>
+        <w:t xml:space="preserve">August </w:t>
+      </w:r>
+      <w:r>
+        <w:rPr>
+          <w:b w:val="1"/>
+          <w:bCs w:val="1"/>
           <w:sz w:val="20"/>
           <w:szCs w:val="20"/>
           <w:rtl w:val="0"/>
@@ -557,7 +543,7 @@
           <w:bCs w:val="1"/>
           <w:rtl w:val="0"/>
         </w:rPr>
-        <w:t xml:space="preserve">15 – </w:t>
+        <w:t xml:space="preserve">15 – August </w:t>
       </w:r>
       <w:r>
         <w:rPr>
@@ -596,7 +582,7 @@
           <w:szCs w:val="20"/>
           <w:rtl w:val="0"/>
         </w:rPr>
-        <w:t xml:space="preserve">M.S.</w:t>
+        <w:t xml:space="preserve">MS</w:t>
       </w:r>
       <w:r>
         <w:rPr>
@@ -663,11 +649,27 @@
         <w:rPr>
           <w:b w:val="1"/>
           <w:bCs w:val="1"/>
+          <w:rtl w:val="0"/>
+        </w:rPr>
+        <w:t xml:space="preserve">August </w:t>
+      </w:r>
+      <w:r>
+        <w:rPr>
+          <w:b w:val="1"/>
+          <w:bCs w:val="1"/>
           <w:sz w:val="20"/>
           <w:szCs w:val="20"/>
           <w:rtl w:val="0"/>
         </w:rPr>
         <w:t xml:space="preserve">2014 – </w:t>
+      </w:r>
+      <w:r>
+        <w:rPr>
+          <w:b w:val="1"/>
+          <w:bCs w:val="1"/>
+          <w:rtl w:val="0"/>
+        </w:rPr>
+        <w:t xml:space="preserve">May </w:t>
       </w:r>
       <w:r>
         <w:rPr>
@@ -705,7 +707,7 @@
           <w:szCs w:val="20"/>
           <w:rtl w:val="0"/>
         </w:rPr>
-        <w:t xml:space="preserve">B.S.</w:t>
+        <w:t xml:space="preserve">BS</w:t>
       </w:r>
       <w:r>
         <w:rPr>
@@ -775,6 +777,24 @@
           <w:szCs w:val="20"/>
           <w:rtl w:val="0"/>
         </w:rPr>
+        <w:t xml:space="preserve">Au</w:t>
+      </w:r>
+      <w:r>
+        <w:rPr>
+          <w:b w:val="1"/>
+          <w:bCs w:val="1"/>
+          <w:rtl w:val="0"/>
+        </w:rPr>
+        <w:t xml:space="preserve">gust </w:t>
+      </w:r>
+      <w:r>
+        <w:rPr>
+          <w:b w:val="1"/>
+          <w:bCs w:val="1"/>
+          <w:sz w:val="20"/>
+          <w:szCs w:val="20"/>
+          <w:rtl w:val="0"/>
+        </w:rPr>
         <w:t xml:space="preserve">2009 –</w:t>
       </w:r>
       <w:r>
@@ -784,6 +804,16 @@
           <w:rtl w:val="0"/>
         </w:rPr>
         <w:t xml:space="preserve"> </w:t>
+      </w:r>
+      <w:r>
+        <w:rPr>
+          <w:b w:val="1"/>
+          <w:bCs w:val="1"/>
+          <w:sz w:val="20"/>
+          <w:szCs w:val="20"/>
+          <w:rtl w:val="0"/>
+        </w:rPr>
+        <w:t xml:space="preserve">May </w:t>
       </w:r>
       <w:r>
         <w:rPr>
@@ -859,7 +889,7 @@
         <w:rPr>
           <w:rtl w:val="0"/>
         </w:rPr>
-        <w:t xml:space="preserve"> Python, numpy, scipy, Sage, Mathematica, matplotlib, Git, JSON  </w:t>
+        <w:t xml:space="preserve"> Python, Java-/Typescript, JSON, SQLite, git, XML, XBRL, Xule, HTML, C#, Excel, Mathematica, matplotlib, scipy, bash</w:t>
       </w:r>
     </w:p>
     <w:p>
@@ -886,10 +916,7 @@
     <w:p>
       <w:pPr>
         <w:spacing w:line="240" w:lineRule="auto"/>
-        <w:rPr>
-          <w:sz w:val="20"/>
-          <w:szCs w:val="20"/>
-        </w:rPr>
+        <w:rPr/>
       </w:pPr>
       <w:r>
         <w:rPr>
@@ -898,7 +925,7 @@
           <w:color w:val="0b7005"/>
           <w:rtl w:val="0"/>
         </w:rPr>
-        <w:t xml:space="preserve">Mathematics</w:t>
+        <w:t xml:space="preserve">Math/Physics</w:t>
       </w:r>
       <w:r>
         <w:rPr>
@@ -917,33 +944,12 @@
         <w:rPr>
           <w:rtl w:val="0"/>
         </w:rPr>
-        <w:t xml:space="preserve">Analytic Number Theory, Integer Partitions, Spectral Geometry, Hyperbolic Geometry</w:t>
-      </w:r>
-      <w:r>
-        <w:rPr>
-          <w:rtl w:val="0"/>
-        </w:rPr>
-      </w:r>
-    </w:p>
-    <w:p>
-      <w:pPr>
-        <w:spacing w:line="240" w:lineRule="auto"/>
-        <w:rPr/>
-      </w:pPr>
-      <w:r>
-        <w:rPr>
-          <w:b w:val="1"/>
-          <w:bCs w:val="1"/>
-          <w:color w:val="0b7005"/>
-          <w:rtl w:val="0"/>
-        </w:rPr>
-        <w:t xml:space="preserve">Physics:</w:t>
-      </w:r>
-      <w:r>
-        <w:rPr>
-          <w:rtl w:val="0"/>
-        </w:rPr>
-        <w:t xml:space="preserve"> Gauge Theory, Quantum Mechanics, Lagrangian/Hamiltonian mechanics</w:t>
+        <w:t xml:space="preserve">Analytic Number Theory, Integer Partitions, Spectral Geometry, Gauge Theory</w:t>
+      </w:r>
+      <w:r>
+        <w:rPr>
+          <w:rtl w:val="0"/>
+        </w:rPr>
       </w:r>
     </w:p>
     <w:p>
@@ -1038,7 +1044,7 @@
         <w:rPr>
           <w:rtl w:val="0"/>
         </w:rPr>
-        <w:t xml:space="preserve">at communicating</w:t>
+        <w:t xml:space="preserve">communication of</w:t>
       </w:r>
       <w:r>
         <w:rPr>
@@ -1351,7 +1357,25 @@
           <w:szCs w:val="20"/>
           <w:rtl w:val="0"/>
         </w:rPr>
-        <w:t xml:space="preserve">2024 – 2026</w:t>
+        <w:t xml:space="preserve">Au</w:t>
+      </w:r>
+      <w:r>
+        <w:rPr>
+          <w:b w:val="1"/>
+          <w:bCs w:val="1"/>
+          <w:rtl w:val="0"/>
+        </w:rPr>
+        <w:t xml:space="preserve">gust </w:t>
+      </w:r>
+      <w:r>
+        <w:rPr>
+          <w:b w:val="1"/>
+          <w:bCs w:val="1"/>
+          <w:sz w:val="20"/>
+          <w:szCs w:val="20"/>
+          <w:rtl w:val="0"/>
+        </w:rPr>
+        <w:t xml:space="preserve">2024 – May 2026</w:t>
       </w:r>
       <w:r>
         <w:rPr>
@@ -1433,7 +1457,7 @@
           <w:szCs w:val="20"/>
           <w:rtl w:val="0"/>
         </w:rPr>
-        <w:t xml:space="preserve">Graduate Teaching/Research Assistant</w:t>
+        <w:t xml:space="preserve">Graduate Teaching Assistant</w:t>
       </w:r>
       <w:r>
         <w:rPr>
@@ -1475,11 +1499,157 @@
         <w:rPr>
           <w:b w:val="1"/>
           <w:bCs w:val="1"/>
-          <w:sz w:val="20"/>
-          <w:szCs w:val="20"/>
-          <w:rtl w:val="0"/>
-        </w:rPr>
-        <w:t xml:space="preserve">2015 – 2024</w:t>
+          <w:rtl w:val="0"/>
+        </w:rPr>
+        <w:t xml:space="preserve">August </w:t>
+      </w:r>
+      <w:r>
+        <w:rPr>
+          <w:b w:val="1"/>
+          <w:bCs w:val="1"/>
+          <w:sz w:val="20"/>
+          <w:szCs w:val="20"/>
+          <w:rtl w:val="0"/>
+        </w:rPr>
+        <w:t xml:space="preserve">2015 – August 2024</w:t>
+      </w:r>
+    </w:p>
+    <w:p>
+      <w:pPr>
+        <w:keepLines w:val="1"/>
+        <w:widowControl w:val="0"/>
+        <w:numPr>
+          <w:ilvl w:val="0"/>
+          <w:numId w:val="4"/>
+        </w:numPr>
+        <w:tabs>
+          <w:tab w:val="right" w:leader="none" w:pos="11020"/>
+        </w:tabs>
+        <w:spacing w:line="240" w:lineRule="auto"/>
+        <w:ind w:left="360" w:right="0" w:hanging="180"/>
+        <w:rPr>
+          <w:sz w:val="16"/>
+          <w:szCs w:val="16"/>
+        </w:rPr>
+      </w:pPr>
+      <w:r>
+        <w:rPr>
+          <w:sz w:val="20"/>
+          <w:szCs w:val="20"/>
+          <w:rtl w:val="0"/>
+        </w:rPr>
+        <w:t xml:space="preserve">Instructed &amp; graded courses ranging from Calc</w:t>
+      </w:r>
+      <w:r>
+        <w:rPr>
+          <w:rtl w:val="0"/>
+        </w:rPr>
+        <w:t xml:space="preserve">ulus</w:t>
+      </w:r>
+      <w:r>
+        <w:rPr>
+          <w:sz w:val="20"/>
+          <w:szCs w:val="20"/>
+          <w:rtl w:val="0"/>
+        </w:rPr>
+        <w:t xml:space="preserve"> up to graduate-level Complex Analysis.</w:t>
+      </w:r>
+    </w:p>
+    <w:p>
+      <w:pPr>
+        <w:keepLines w:val="1"/>
+        <w:widowControl w:val="0"/>
+        <w:numPr>
+          <w:ilvl w:val="0"/>
+          <w:numId w:val="4"/>
+        </w:numPr>
+        <w:tabs>
+          <w:tab w:val="right" w:leader="none" w:pos="11520"/>
+        </w:tabs>
+        <w:spacing w:line="240" w:lineRule="auto"/>
+        <w:ind w:left="360" w:hanging="180"/>
+        <w:rPr>
+          <w:sz w:val="16"/>
+          <w:szCs w:val="16"/>
+        </w:rPr>
+      </w:pPr>
+      <w:r>
+        <w:rPr>
+          <w:rtl w:val="0"/>
+        </w:rPr>
+        <w:t xml:space="preserve">Awarded Excellent in Teaching by Purdue Mathematics Department in Fall 2020 during the COVID-19 Pandemic. </w:t>
+        <w:tab/>
+      </w:r>
+    </w:p>
+    <w:p>
+      <w:pPr>
+        <w:keepLines w:val="1"/>
+        <w:widowControl w:val="0"/>
+        <w:tabs>
+          <w:tab w:val="right" w:leader="none" w:pos="11520"/>
+        </w:tabs>
+        <w:spacing w:line="240" w:lineRule="auto"/>
+        <w:rPr>
+          <w:sz w:val="2"/>
+          <w:szCs w:val="2"/>
+        </w:rPr>
+      </w:pPr>
+      <w:r>
+        <w:rPr>
+          <w:rtl w:val="0"/>
+        </w:rPr>
+      </w:r>
+    </w:p>
+    <w:p>
+      <w:pPr>
+        <w:keepLines w:val="1"/>
+        <w:widowControl w:val="0"/>
+        <w:tabs>
+          <w:tab w:val="right" w:leader="none" w:pos="11020"/>
+        </w:tabs>
+        <w:spacing w:line="240" w:lineRule="auto"/>
+        <w:ind w:left="0" w:right="0" w:firstLine="0"/>
+        <w:rPr>
+          <w:sz w:val="20"/>
+          <w:szCs w:val="20"/>
+        </w:rPr>
+      </w:pPr>
+      <w:r>
+        <w:rPr>
+          <w:b w:val="1"/>
+          <w:bCs w:val="1"/>
+          <w:sz w:val="20"/>
+          <w:szCs w:val="20"/>
+          <w:rtl w:val="0"/>
+        </w:rPr>
+        <w:t xml:space="preserve">Instructor</w:t>
+      </w:r>
+      <w:r>
+        <w:rPr>
+          <w:sz w:val="20"/>
+          <w:szCs w:val="20"/>
+          <w:rtl w:val="0"/>
+        </w:rPr>
+        <w:t xml:space="preserve">, STARTALK Summer Program, Louisville, KY </w:t>
+        <w:tab/>
+      </w:r>
+      <w:r>
+        <w:rPr>
+          <w:b w:val="1"/>
+          <w:bCs w:val="1"/>
+          <w:sz w:val="20"/>
+          <w:szCs w:val="20"/>
+          <w:rtl w:val="0"/>
+        </w:rPr>
+        <w:t xml:space="preserve">Summer 2015</w:t>
+      </w:r>
+      <w:r>
+        <w:rPr>
+          <w:sz w:val="20"/>
+          <w:szCs w:val="20"/>
+          <w:rtl w:val="0"/>
+        </w:rPr>
+        <w:t xml:space="preserve"> </w:t>
       </w:r>
     </w:p>
     <w:p>
@@ -1502,61 +1672,48 @@
       </w:pPr>
       <w:r>
         <w:rPr>
-          <w:sz w:val="20"/>
-          <w:szCs w:val="20"/>
-          <w:rtl w:val="0"/>
-        </w:rPr>
-        <w:t xml:space="preserve">Instructed &amp; graded courses ranging from Calc</w:t>
-      </w:r>
-      <w:r>
-        <w:rPr>
-          <w:rtl w:val="0"/>
-        </w:rPr>
-        <w:t xml:space="preserve">ulus</w:t>
-      </w:r>
-      <w:r>
-        <w:rPr>
-          <w:sz w:val="20"/>
-          <w:szCs w:val="20"/>
-          <w:rtl w:val="0"/>
-        </w:rPr>
-        <w:t xml:space="preserve"> up to graduate-level Complex Analysis.</w:t>
-      </w:r>
-    </w:p>
-    <w:p>
-      <w:pPr>
-        <w:keepLines w:val="1"/>
-        <w:widowControl w:val="0"/>
-        <w:numPr>
-          <w:ilvl w:val="0"/>
-          <w:numId w:val="6"/>
-        </w:numPr>
+          <w:rtl w:val="0"/>
+        </w:rPr>
+        <w:t xml:space="preserve">Fully planned and taught 4 weeks of 6-hour lessons for </w:t>
+      </w:r>
+      <w:r>
+        <w:rPr>
+          <w:sz w:val="20"/>
+          <w:szCs w:val="20"/>
+          <w:rtl w:val="0"/>
+        </w:rPr>
+        <w:t xml:space="preserve">a</w:t>
+      </w:r>
+      <w:r>
+        <w:rPr>
+          <w:rtl w:val="0"/>
+        </w:rPr>
+        <w:t xml:space="preserve"> </w:t>
+      </w:r>
+      <w:r>
+        <w:rPr>
+          <w:sz w:val="20"/>
+          <w:szCs w:val="20"/>
+          <w:rtl w:val="0"/>
+        </w:rPr>
+        <w:t xml:space="preserve">course in Mandarin Chinese for students grade 6-8</w:t>
+      </w:r>
+      <w:r>
+        <w:rPr>
+          <w:rtl w:val="0"/>
+        </w:rPr>
+        <w:t xml:space="preserve">.</w:t>
+      </w:r>
+    </w:p>
+    <w:p>
+      <w:pPr>
+        <w:keepLines w:val="1"/>
+        <w:widowControl w:val="0"/>
         <w:tabs>
-          <w:tab w:val="right" w:leader="none" w:pos="11520"/>
+          <w:tab w:val="right" w:leader="none" w:pos="11020"/>
         </w:tabs>
         <w:spacing w:line="240" w:lineRule="auto"/>
-        <w:ind w:left="360" w:hanging="180"/>
-        <w:rPr>
-          <w:sz w:val="16"/>
-          <w:szCs w:val="16"/>
-        </w:rPr>
-      </w:pPr>
-      <w:r>
-        <w:rPr>
-          <w:rtl w:val="0"/>
-        </w:rPr>
-        <w:t xml:space="preserve">Awarded Excellent in Teaching by Purdue Mathematics Department in Fall 2020 during the COVID-19 Pandemic. </w:t>
-        <w:tab/>
-      </w:r>
-    </w:p>
-    <w:p>
-      <w:pPr>
-        <w:keepLines w:val="1"/>
-        <w:widowControl w:val="0"/>
-        <w:tabs>
-          <w:tab w:val="right" w:leader="none" w:pos="11520"/>
-        </w:tabs>
-        <w:spacing w:line="240" w:lineRule="auto"/>
+        <w:ind w:right="0"/>
         <w:rPr>
           <w:sz w:val="2"/>
           <w:szCs w:val="2"/>
@@ -1578,46 +1735,80 @@
         <w:spacing w:line="240" w:lineRule="auto"/>
         <w:ind w:left="0" w:right="0" w:firstLine="0"/>
         <w:rPr>
-          <w:sz w:val="20"/>
-          <w:szCs w:val="20"/>
-        </w:rPr>
-      </w:pPr>
-      <w:r>
-        <w:rPr>
-          <w:b w:val="1"/>
-          <w:bCs w:val="1"/>
-          <w:sz w:val="20"/>
-          <w:szCs w:val="20"/>
-          <w:rtl w:val="0"/>
-        </w:rPr>
-        <w:t xml:space="preserve">Instructor</w:t>
-      </w:r>
-      <w:r>
-        <w:rPr>
-          <w:sz w:val="20"/>
-          <w:szCs w:val="20"/>
-          <w:rtl w:val="0"/>
-        </w:rPr>
-        <w:t xml:space="preserve">, STARTALK Summer Program, Louisville, KY </w:t>
+          <w:b w:val="1"/>
+          <w:bCs w:val="1"/>
+          <w:sz w:val="20"/>
+          <w:szCs w:val="20"/>
+        </w:rPr>
+      </w:pPr>
+      <w:r>
+        <w:rPr>
+          <w:b w:val="1"/>
+          <w:bCs w:val="1"/>
+          <w:sz w:val="20"/>
+          <w:szCs w:val="20"/>
+          <w:rtl w:val="0"/>
+        </w:rPr>
+        <w:t xml:space="preserve">Teaching Assistant</w:t>
+      </w:r>
+      <w:r>
+        <w:rPr>
+          <w:sz w:val="20"/>
+          <w:szCs w:val="20"/>
+          <w:rtl w:val="0"/>
+        </w:rPr>
+        <w:t xml:space="preserve">, Univ</w:t>
+      </w:r>
+      <w:r>
+        <w:rPr>
+          <w:rtl w:val="0"/>
+        </w:rPr>
+        <w:t xml:space="preserve">ersity</w:t>
+      </w:r>
+      <w:r>
+        <w:rPr>
+          <w:sz w:val="20"/>
+          <w:szCs w:val="20"/>
+          <w:rtl w:val="0"/>
+        </w:rPr>
+        <w:t xml:space="preserve"> of Louisville Mathematics, Louisville, KY</w:t>
         <w:tab/>
       </w:r>
       <w:r>
         <w:rPr>
           <w:b w:val="1"/>
           <w:bCs w:val="1"/>
-          <w:sz w:val="20"/>
-          <w:szCs w:val="20"/>
-          <w:rtl w:val="0"/>
-        </w:rPr>
-        <w:t xml:space="preserve">Summer 2015</w:t>
-      </w:r>
-      <w:r>
-        <w:rPr>
-          <w:sz w:val="20"/>
-          <w:szCs w:val="20"/>
-          <w:rtl w:val="0"/>
-        </w:rPr>
-        <w:t xml:space="preserve"> </w:t>
+          <w:rtl w:val="0"/>
+        </w:rPr>
+        <w:t xml:space="preserve">August </w:t>
+      </w:r>
+      <w:r>
+        <w:rPr>
+          <w:b w:val="1"/>
+          <w:bCs w:val="1"/>
+          <w:sz w:val="20"/>
+          <w:szCs w:val="20"/>
+          <w:rtl w:val="0"/>
+        </w:rPr>
+        <w:t xml:space="preserve">2012 – </w:t>
+      </w:r>
+      <w:r>
+        <w:rPr>
+          <w:b w:val="1"/>
+          <w:bCs w:val="1"/>
+          <w:rtl w:val="0"/>
+        </w:rPr>
+        <w:t xml:space="preserve">May </w:t>
+      </w:r>
+      <w:r>
+        <w:rPr>
+          <w:b w:val="1"/>
+          <w:bCs w:val="1"/>
+          <w:sz w:val="20"/>
+          <w:szCs w:val="20"/>
+          <w:rtl w:val="0"/>
+        </w:rPr>
+        <w:t xml:space="preserve">2015</w:t>
       </w:r>
     </w:p>
     <w:p>
@@ -1626,7 +1817,7 @@
         <w:widowControl w:val="0"/>
         <w:numPr>
           <w:ilvl w:val="0"/>
-          <w:numId w:val="8"/>
+          <w:numId w:val="5"/>
         </w:numPr>
         <w:tabs>
           <w:tab w:val="right" w:leader="none" w:pos="11020"/>
@@ -1642,139 +1833,6 @@
         <w:rPr>
           <w:rtl w:val="0"/>
         </w:rPr>
-        <w:t xml:space="preserve">Fully planned and taught 4 weeks of 6-hour lessons for </w:t>
-      </w:r>
-      <w:r>
-        <w:rPr>
-          <w:sz w:val="20"/>
-          <w:szCs w:val="20"/>
-          <w:rtl w:val="0"/>
-        </w:rPr>
-        <w:t xml:space="preserve">a</w:t>
-      </w:r>
-      <w:r>
-        <w:rPr>
-          <w:rtl w:val="0"/>
-        </w:rPr>
-        <w:t xml:space="preserve"> </w:t>
-      </w:r>
-      <w:r>
-        <w:rPr>
-          <w:sz w:val="20"/>
-          <w:szCs w:val="20"/>
-          <w:rtl w:val="0"/>
-        </w:rPr>
-        <w:t xml:space="preserve">course in Mandarin Chinese for students grade 6-8</w:t>
-      </w:r>
-      <w:r>
-        <w:rPr>
-          <w:rtl w:val="0"/>
-        </w:rPr>
-        <w:t xml:space="preserve">.</w:t>
-      </w:r>
-    </w:p>
-    <w:p>
-      <w:pPr>
-        <w:keepLines w:val="1"/>
-        <w:widowControl w:val="0"/>
-        <w:tabs>
-          <w:tab w:val="right" w:leader="none" w:pos="11020"/>
-        </w:tabs>
-        <w:spacing w:line="240" w:lineRule="auto"/>
-        <w:ind w:right="0"/>
-        <w:rPr>
-          <w:sz w:val="2"/>
-          <w:szCs w:val="2"/>
-        </w:rPr>
-      </w:pPr>
-      <w:r>
-        <w:rPr>
-          <w:rtl w:val="0"/>
-        </w:rPr>
-      </w:r>
-    </w:p>
-    <w:p>
-      <w:pPr>
-        <w:keepLines w:val="1"/>
-        <w:widowControl w:val="0"/>
-        <w:tabs>
-          <w:tab w:val="right" w:leader="none" w:pos="11020"/>
-        </w:tabs>
-        <w:spacing w:line="240" w:lineRule="auto"/>
-        <w:ind w:left="0" w:right="0" w:firstLine="0"/>
-        <w:rPr>
-          <w:b w:val="1"/>
-          <w:bCs w:val="1"/>
-          <w:sz w:val="20"/>
-          <w:szCs w:val="20"/>
-        </w:rPr>
-      </w:pPr>
-      <w:r>
-        <w:rPr>
-          <w:b w:val="1"/>
-          <w:bCs w:val="1"/>
-          <w:sz w:val="20"/>
-          <w:szCs w:val="20"/>
-          <w:rtl w:val="0"/>
-        </w:rPr>
-        <w:t xml:space="preserve">Teaching Assistant</w:t>
-      </w:r>
-      <w:r>
-        <w:rPr>
-          <w:sz w:val="20"/>
-          <w:szCs w:val="20"/>
-          <w:rtl w:val="0"/>
-        </w:rPr>
-        <w:t xml:space="preserve">, Univ</w:t>
-      </w:r>
-      <w:r>
-        <w:rPr>
-          <w:rtl w:val="0"/>
-        </w:rPr>
-        <w:t xml:space="preserve">ersity</w:t>
-      </w:r>
-      <w:r>
-        <w:rPr>
-          <w:sz w:val="20"/>
-          <w:szCs w:val="20"/>
-          <w:rtl w:val="0"/>
-        </w:rPr>
-        <w:t xml:space="preserve"> of Louisville Mathematics, Louisville, KY</w:t>
-        <w:tab/>
-      </w:r>
-      <w:r>
-        <w:rPr>
-          <w:b w:val="1"/>
-          <w:bCs w:val="1"/>
-          <w:sz w:val="20"/>
-          <w:szCs w:val="20"/>
-          <w:rtl w:val="0"/>
-        </w:rPr>
-        <w:t xml:space="preserve">2012 – 2015</w:t>
-      </w:r>
-    </w:p>
-    <w:p>
-      <w:pPr>
-        <w:keepLines w:val="1"/>
-        <w:widowControl w:val="0"/>
-        <w:numPr>
-          <w:ilvl w:val="0"/>
-          <w:numId w:val="7"/>
-        </w:numPr>
-        <w:tabs>
-          <w:tab w:val="right" w:leader="none" w:pos="11020"/>
-        </w:tabs>
-        <w:spacing w:line="240" w:lineRule="auto"/>
-        <w:ind w:left="360" w:right="0" w:hanging="180"/>
-        <w:rPr>
-          <w:sz w:val="16"/>
-          <w:szCs w:val="16"/>
-        </w:rPr>
-      </w:pPr>
-      <w:r>
-        <w:rPr>
-          <w:rtl w:val="0"/>
-        </w:rPr>
         <w:t xml:space="preserve">Tutored and assisted teaching</w:t>
       </w:r>
       <w:r>
@@ -1829,6 +1887,370 @@
         </w:rPr>
         <w:t xml:space="preserve">SELECTED PROJECTS</w:t>
         <w:tab/>
+      </w:r>
+    </w:p>
+    <w:p>
+      <w:pPr>
+        <w:keepLines w:val="1"/>
+        <w:widowControl w:val="0"/>
+        <w:tabs>
+          <w:tab w:val="right" w:leader="none" w:pos="10800"/>
+          <w:tab w:val="right" w:leader="none" w:pos="11520"/>
+        </w:tabs>
+        <w:spacing w:line="240" w:lineRule="auto"/>
+        <w:rPr>
+          <w:b w:val="1"/>
+          <w:bCs w:val="1"/>
+        </w:rPr>
+      </w:pPr>
+      <w:r>
+        <w:rPr>
+          <w:b w:val="1"/>
+          <w:bCs w:val="1"/>
+          <w:color w:val="0b7005"/>
+          <w:rtl w:val="0"/>
+        </w:rPr>
+        <w:t xml:space="preserve">XBRL-based financial dependency graph:</w:t>
+      </w:r>
+      <w:r>
+        <w:rPr>
+          <w:b w:val="1"/>
+          <w:bCs w:val="1"/>
+          <w:rtl w:val="0"/>
+        </w:rPr>
+        <w:tab/>
+        <w:t xml:space="preserve">(Ongoing)</w:t>
+      </w:r>
+    </w:p>
+    <w:p>
+      <w:pPr>
+        <w:keepLines w:val="1"/>
+        <w:widowControl w:val="0"/>
+        <w:numPr>
+          <w:ilvl w:val="0"/>
+          <w:numId w:val="2"/>
+        </w:numPr>
+        <w:spacing w:line="240" w:lineRule="auto"/>
+        <w:ind w:left="360" w:hanging="180"/>
+      </w:pPr>
+      <w:r>
+        <w:rPr>
+          <w:rtl w:val="0"/>
+        </w:rPr>
+        <w:t xml:space="preserve">Made a self-contained web app that pulls and processes published Treasury yields from US Treasury XML feed.</w:t>
+      </w:r>
+    </w:p>
+    <w:p>
+      <w:pPr>
+        <w:keepLines w:val="1"/>
+        <w:widowControl w:val="0"/>
+        <w:numPr>
+          <w:ilvl w:val="0"/>
+          <w:numId w:val="2"/>
+        </w:numPr>
+        <w:spacing w:line="240" w:lineRule="auto"/>
+        <w:ind w:left="360" w:hanging="180"/>
+      </w:pPr>
+      <w:r>
+        <w:rPr>
+          <w:i w:val="1"/>
+          <w:iCs w:val="1"/>
+          <w:u w:val="single"/>
+          <w:rtl w:val="0"/>
+        </w:rPr>
+        <w:t xml:space="preserve">Skills used</w:t>
+      </w:r>
+      <w:r>
+        <w:rPr>
+          <w:rtl w:val="0"/>
+        </w:rPr>
+        <w:t xml:space="preserve">: </w:t>
+      </w:r>
+      <w:r>
+        <w:rPr>
+          <w:color w:val="9f236c"/>
+          <w:rtl w:val="0"/>
+        </w:rPr>
+        <w:t xml:space="preserve">Python</w:t>
+      </w:r>
+      <w:r>
+        <w:rPr>
+          <w:rtl w:val="0"/>
+        </w:rPr>
+        <w:t xml:space="preserve">, </w:t>
+      </w:r>
+      <w:r>
+        <w:rPr>
+          <w:color w:val="9f236c"/>
+          <w:rtl w:val="0"/>
+        </w:rPr>
+        <w:t xml:space="preserve">Typescript</w:t>
+      </w:r>
+      <w:r>
+        <w:rPr>
+          <w:rtl w:val="0"/>
+        </w:rPr>
+        <w:t xml:space="preserve">, </w:t>
+      </w:r>
+      <w:r>
+        <w:rPr>
+          <w:color w:val="9f236c"/>
+          <w:rtl w:val="0"/>
+        </w:rPr>
+        <w:t xml:space="preserve">SQL</w:t>
+      </w:r>
+      <w:r>
+        <w:rPr>
+          <w:rtl w:val="0"/>
+        </w:rPr>
+        <w:t xml:space="preserve">, </w:t>
+      </w:r>
+      <w:r>
+        <w:rPr>
+          <w:color w:val="9f236c"/>
+          <w:rtl w:val="0"/>
+        </w:rPr>
+        <w:t xml:space="preserve">Docker</w:t>
+      </w:r>
+      <w:r>
+        <w:rPr>
+          <w:rtl w:val="0"/>
+        </w:rPr>
+        <w:t xml:space="preserve">, </w:t>
+      </w:r>
+      <w:r>
+        <w:rPr>
+          <w:color w:val="9f236c"/>
+          <w:rtl w:val="0"/>
+        </w:rPr>
+        <w:t xml:space="preserve">Financial Mathematics</w:t>
+      </w:r>
+      <w:r>
+        <w:rPr>
+          <w:b w:val="1"/>
+          <w:bCs w:val="1"/>
+          <w:color w:val="0b7005"/>
+          <w:rtl w:val="0"/>
+        </w:rPr>
+        <w:tab/>
+      </w:r>
+    </w:p>
+    <w:p>
+      <w:pPr>
+        <w:keepLines w:val="1"/>
+        <w:widowControl w:val="0"/>
+        <w:tabs>
+          <w:tab w:val="right" w:leader="none" w:pos="10800"/>
+          <w:tab w:val="right" w:leader="none" w:pos="11520"/>
+        </w:tabs>
+        <w:spacing w:line="240" w:lineRule="auto"/>
+        <w:rPr>
+          <w:color w:val="0b7005"/>
+          <w:sz w:val="2"/>
+          <w:szCs w:val="2"/>
+        </w:rPr>
+      </w:pPr>
+      <w:r>
+        <w:rPr>
+          <w:rtl w:val="0"/>
+        </w:rPr>
+      </w:r>
+    </w:p>
+    <w:p>
+      <w:pPr>
+        <w:keepLines w:val="1"/>
+        <w:widowControl w:val="0"/>
+        <w:tabs>
+          <w:tab w:val="right" w:leader="none" w:pos="10800"/>
+          <w:tab w:val="right" w:leader="none" w:pos="11520"/>
+        </w:tabs>
+        <w:spacing w:line="240" w:lineRule="auto"/>
+        <w:rPr>
+          <w:b w:val="1"/>
+          <w:bCs w:val="1"/>
+        </w:rPr>
+      </w:pPr>
+      <w:r>
+        <w:rPr>
+          <w:b w:val="1"/>
+          <w:bCs w:val="1"/>
+          <w:color w:val="0b7005"/>
+          <w:rtl w:val="0"/>
+        </w:rPr>
+        <w:t xml:space="preserve">Bootstrapping Spot Rates from Treasury Yields: </w:t>
+      </w:r>
+      <w:r>
+        <w:rPr>
+          <w:color w:val="2e3092"/>
+          <w:rtl w:val="0"/>
+        </w:rPr>
+        <w:t xml:space="preserve">[</w:t>
+      </w:r>
+      <w:hyperlink r:id="rId11">
+        <w:r>
+          <w:rPr>
+            <w:color w:val="2e3092"/>
+            <w:u w:val="single"/>
+            <w:rtl w:val="0"/>
+          </w:rPr>
+          <w:t xml:space="preserve">GitHub</w:t>
+        </w:r>
+      </w:hyperlink>
+      <w:r>
+        <w:rPr>
+          <w:color w:val="2e3092"/>
+          <w:rtl w:val="0"/>
+        </w:rPr>
+        <w:t xml:space="preserve">]</w:t>
+      </w:r>
+      <w:r>
+        <w:rPr>
+          <w:b w:val="1"/>
+          <w:bCs w:val="1"/>
+          <w:rtl w:val="0"/>
+        </w:rPr>
+        <w:tab/>
+        <w:t xml:space="preserve">Fall 2026</w:t>
+      </w:r>
+    </w:p>
+    <w:p>
+      <w:pPr>
+        <w:keepLines w:val="1"/>
+        <w:widowControl w:val="0"/>
+        <w:numPr>
+          <w:ilvl w:val="0"/>
+          <w:numId w:val="2"/>
+        </w:numPr>
+        <w:spacing w:line="240" w:lineRule="auto"/>
+        <w:ind w:left="360" w:hanging="180"/>
+      </w:pPr>
+      <w:r>
+        <w:rPr>
+          <w:rtl w:val="0"/>
+        </w:rPr>
+        <w:t xml:space="preserve">Made a self-contained web app that pulls and processes published Treasury yields from US Treasury XML feed.</w:t>
+      </w:r>
+    </w:p>
+    <w:p>
+      <w:pPr>
+        <w:keepLines w:val="1"/>
+        <w:widowControl w:val="0"/>
+        <w:numPr>
+          <w:ilvl w:val="0"/>
+          <w:numId w:val="2"/>
+        </w:numPr>
+        <w:spacing w:line="240" w:lineRule="auto"/>
+        <w:ind w:left="360" w:hanging="180"/>
+      </w:pPr>
+      <w:r>
+        <w:rPr>
+          <w:rtl w:val="0"/>
+        </w:rPr>
+        <w:t xml:space="preserve">Made a Python backend to compute long-maturity zero-coupon rates and store results in a local SQL database.</w:t>
+      </w:r>
+    </w:p>
+    <w:p>
+      <w:pPr>
+        <w:keepLines w:val="1"/>
+        <w:widowControl w:val="0"/>
+        <w:numPr>
+          <w:ilvl w:val="0"/>
+          <w:numId w:val="2"/>
+        </w:numPr>
+        <w:spacing w:line="240" w:lineRule="auto"/>
+        <w:ind w:left="360" w:hanging="180"/>
+      </w:pPr>
+      <w:r>
+        <w:rPr>
+          <w:rtl w:val="0"/>
+        </w:rPr>
+        <w:t xml:space="preserve">Made a Typescript web app to plot the results and allow historical data lookup.</w:t>
+      </w:r>
+    </w:p>
+    <w:p>
+      <w:pPr>
+        <w:keepLines w:val="1"/>
+        <w:widowControl w:val="0"/>
+        <w:numPr>
+          <w:ilvl w:val="0"/>
+          <w:numId w:val="2"/>
+        </w:numPr>
+        <w:spacing w:line="240" w:lineRule="auto"/>
+        <w:ind w:left="360" w:hanging="180"/>
+      </w:pPr>
+      <w:r>
+        <w:rPr>
+          <w:i w:val="1"/>
+          <w:iCs w:val="1"/>
+          <w:u w:val="single"/>
+          <w:rtl w:val="0"/>
+        </w:rPr>
+        <w:t xml:space="preserve">Skills used</w:t>
+      </w:r>
+      <w:r>
+        <w:rPr>
+          <w:rtl w:val="0"/>
+        </w:rPr>
+        <w:t xml:space="preserve">: </w:t>
+      </w:r>
+      <w:r>
+        <w:rPr>
+          <w:color w:val="9f236c"/>
+          <w:rtl w:val="0"/>
+        </w:rPr>
+        <w:t xml:space="preserve">Python</w:t>
+      </w:r>
+      <w:r>
+        <w:rPr>
+          <w:rtl w:val="0"/>
+        </w:rPr>
+        <w:t xml:space="preserve">, </w:t>
+      </w:r>
+      <w:r>
+        <w:rPr>
+          <w:color w:val="9f236c"/>
+          <w:rtl w:val="0"/>
+        </w:rPr>
+        <w:t xml:space="preserve">Typescript</w:t>
+      </w:r>
+      <w:r>
+        <w:rPr>
+          <w:rtl w:val="0"/>
+        </w:rPr>
+        <w:t xml:space="preserve">, </w:t>
+      </w:r>
+      <w:r>
+        <w:rPr>
+          <w:color w:val="9f236c"/>
+          <w:rtl w:val="0"/>
+        </w:rPr>
+        <w:t xml:space="preserve">SQL</w:t>
+      </w:r>
+      <w:r>
+        <w:rPr>
+          <w:rtl w:val="0"/>
+        </w:rPr>
+        <w:t xml:space="preserve">, </w:t>
+      </w:r>
+      <w:r>
+        <w:rPr>
+          <w:color w:val="9f236c"/>
+          <w:rtl w:val="0"/>
+        </w:rPr>
+        <w:t xml:space="preserve">Docker</w:t>
+      </w:r>
+      <w:r>
+        <w:rPr>
+          <w:rtl w:val="0"/>
+        </w:rPr>
+        <w:t xml:space="preserve">, </w:t>
+      </w:r>
+      <w:r>
+        <w:rPr>
+          <w:color w:val="9f236c"/>
+          <w:rtl w:val="0"/>
+        </w:rPr>
+        <w:t xml:space="preserve">Financial Mathematics</w:t>
       </w:r>
     </w:p>
     <w:p>
@@ -1854,6 +2276,40 @@
         <w:rPr>
           <w:b w:val="1"/>
           <w:bCs w:val="1"/>
+          <w:color w:val="0b7005"/>
+          <w:sz w:val="2"/>
+          <w:szCs w:val="2"/>
+        </w:rPr>
+      </w:pPr>
+      <w:r>
+        <w:rPr>
+          <w:rtl w:val="0"/>
+        </w:rPr>
+      </w:r>
+    </w:p>
+    <w:p>
+      <w:pPr>
+        <w:keepNext w:val="0"/>
+        <w:keepLines w:val="1"/>
+        <w:pageBreakBefore w:val="0"/>
+        <w:widowControl w:val="0"/>
+        <w:pBdr>
+          <w:top w:space="0" w:sz="0" w:val="nil"/>
+          <w:left w:space="0" w:sz="0" w:val="nil"/>
+          <w:bottom w:space="0" w:sz="0" w:val="nil"/>
+          <w:right w:space="0" w:sz="0" w:val="nil"/>
+          <w:between w:space="0" w:sz="0" w:val="nil"/>
+        </w:pBdr>
+        <w:shd w:fill="auto" w:val="clear"/>
+        <w:tabs>
+          <w:tab w:val="right" w:leader="none" w:pos="10800"/>
+          <w:tab w:val="right" w:leader="none" w:pos="11520"/>
+        </w:tabs>
+        <w:spacing w:after="0" w:before="0" w:line="240" w:lineRule="auto"/>
+        <w:ind w:left="0" w:right="0" w:firstLine="0"/>
+        <w:rPr>
+          <w:b w:val="1"/>
+          <w:bCs w:val="1"/>
           <w:i w:val="0"/>
           <w:iCs w:val="0"/>
           <w:smallCaps w:val="0"/>
@@ -1900,7 +2356,7 @@
         </w:rPr>
         <w:t xml:space="preserve">[</w:t>
       </w:r>
-      <w:hyperlink r:id="rId11">
+      <w:hyperlink r:id="rId12">
         <w:r>
           <w:rPr>
             <w:color w:val="2e3092"/>
@@ -1926,7 +2382,7 @@
         </w:rPr>
         <w:t xml:space="preserve">, </w:t>
       </w:r>
-      <w:hyperlink r:id="rId12">
+      <w:hyperlink r:id="rId13">
         <w:r>
           <w:rPr>
             <w:color w:val="2e3092"/>
@@ -1952,7 +2408,7 @@
         </w:rPr>
         <w:t xml:space="preserve">, </w:t>
       </w:r>
-      <w:hyperlink r:id="rId13">
+      <w:hyperlink r:id="rId14">
         <w:r>
           <w:rPr>
             <w:i w:val="0"/>
@@ -1985,7 +2441,7 @@
         </w:rPr>
         <w:t xml:space="preserve">, </w:t>
       </w:r>
-      <w:hyperlink r:id="rId14">
+      <w:hyperlink r:id="rId15">
         <w:r>
           <w:rPr>
             <w:i w:val="0"/>
@@ -2046,7 +2502,7 @@
         <w:widowControl w:val="0"/>
         <w:numPr>
           <w:ilvl w:val="0"/>
-          <w:numId w:val="4"/>
+          <w:numId w:val="2"/>
         </w:numPr>
         <w:pBdr>
           <w:top w:space="0" w:sz="0" w:val="nil"/>
@@ -2109,7 +2565,7 @@
         <w:widowControl w:val="0"/>
         <w:numPr>
           <w:ilvl w:val="0"/>
-          <w:numId w:val="4"/>
+          <w:numId w:val="2"/>
         </w:numPr>
         <w:spacing w:line="240" w:lineRule="auto"/>
         <w:ind w:left="360" w:hanging="180"/>
@@ -2130,7 +2586,7 @@
         <w:widowControl w:val="0"/>
         <w:numPr>
           <w:ilvl w:val="0"/>
-          <w:numId w:val="4"/>
+          <w:numId w:val="2"/>
         </w:numPr>
         <w:pBdr>
           <w:top w:space="0" w:sz="0" w:val="nil"/>
@@ -2211,7 +2667,7 @@
         <w:widowControl w:val="0"/>
         <w:numPr>
           <w:ilvl w:val="0"/>
-          <w:numId w:val="4"/>
+          <w:numId w:val="2"/>
         </w:numPr>
         <w:pBdr>
           <w:top w:space="0" w:sz="0" w:val="nil"/>
@@ -2547,571 +3003,6 @@
           <w:rtl w:val="0"/>
         </w:rPr>
         <w:t xml:space="preserve">Present</w:t>
-      </w:r>
-      <w:r>
-        <w:rPr>
-          <w:rtl w:val="0"/>
-        </w:rPr>
-      </w:r>
-    </w:p>
-    <w:p>
-      <w:pPr>
-        <w:keepNext w:val="0"/>
-        <w:keepLines w:val="1"/>
-        <w:pageBreakBefore w:val="0"/>
-        <w:widowControl w:val="0"/>
-        <w:numPr>
-          <w:ilvl w:val="0"/>
-          <w:numId w:val="5"/>
-        </w:numPr>
-        <w:pBdr>
-          <w:top w:space="0" w:sz="0" w:val="nil"/>
-          <w:left w:space="0" w:sz="0" w:val="nil"/>
-          <w:bottom w:space="0" w:sz="0" w:val="nil"/>
-          <w:right w:space="0" w:sz="0" w:val="nil"/>
-          <w:between w:space="0" w:sz="0" w:val="nil"/>
-        </w:pBdr>
-        <w:shd w:fill="auto" w:val="clear"/>
-        <w:spacing w:after="0" w:before="0" w:line="240" w:lineRule="auto"/>
-        <w:ind w:left="360" w:right="0" w:hanging="180"/>
-        <w:rPr>
-          <w:sz w:val="16"/>
-          <w:szCs w:val="16"/>
-        </w:rPr>
-      </w:pPr>
-      <w:r>
-        <w:rPr>
-          <w:sz w:val="20"/>
-          <w:szCs w:val="20"/>
-          <w:rtl w:val="0"/>
-        </w:rPr>
-        <w:t xml:space="preserve">Computed </w:t>
-      </w:r>
-      <w:r>
-        <w:rPr>
-          <w:rtl w:val="0"/>
-        </w:rPr>
-        <w:t xml:space="preserve">and analyzed long-term </w:t>
-      </w:r>
-      <w:r>
-        <w:rPr>
-          <w:sz w:val="20"/>
-          <w:szCs w:val="20"/>
-          <w:rtl w:val="0"/>
-        </w:rPr>
-        <w:t xml:space="preserve">asymptotic behaviors of 1000</w:t>
-      </w:r>
-      <w:r>
-        <w:rPr>
-          <w:rtl w:val="0"/>
-        </w:rPr>
-        <w:t xml:space="preserve">’s of </w:t>
-      </w:r>
-      <w:r>
-        <w:rPr>
-          <w:sz w:val="20"/>
-          <w:szCs w:val="20"/>
-          <w:rtl w:val="0"/>
-        </w:rPr>
-        <w:t xml:space="preserve">novel weighted integer-partition sequences.</w:t>
-      </w:r>
-    </w:p>
-    <w:p>
-      <w:pPr>
-        <w:keepLines w:val="1"/>
-        <w:widowControl w:val="0"/>
-        <w:numPr>
-          <w:ilvl w:val="0"/>
-          <w:numId w:val="5"/>
-        </w:numPr>
-        <w:spacing w:line="240" w:lineRule="auto"/>
-        <w:ind w:left="360" w:hanging="180"/>
-        <w:rPr>
-          <w:sz w:val="16"/>
-          <w:szCs w:val="16"/>
-        </w:rPr>
-      </w:pPr>
-      <w:r>
-        <w:rPr>
-          <w:rtl w:val="0"/>
-        </w:rPr>
-        <w:t xml:space="preserve">Developed parallel computation </w:t>
-      </w:r>
-      <w:r>
-        <w:rPr>
-          <w:sz w:val="20"/>
-          <w:szCs w:val="20"/>
-          <w:rtl w:val="0"/>
-        </w:rPr>
-        <w:t xml:space="preserve">algorithms to overcome (sub-)exponential search space</w:t>
-      </w:r>
-      <w:r>
-        <w:rPr>
-          <w:rtl w:val="0"/>
-        </w:rPr>
-        <w:t xml:space="preserve">; computational speed increased 10-fold.</w:t>
-      </w:r>
-      <w:r>
-        <w:rPr>
-          <w:sz w:val="20"/>
-          <w:szCs w:val="20"/>
-          <w:rtl w:val="0"/>
-        </w:rPr>
-        <w:t xml:space="preserve"> </w:t>
-      </w:r>
-    </w:p>
-    <w:p>
-      <w:pPr>
-        <w:keepLines w:val="1"/>
-        <w:widowControl w:val="0"/>
-        <w:numPr>
-          <w:ilvl w:val="0"/>
-          <w:numId w:val="5"/>
-        </w:numPr>
-        <w:spacing w:line="240" w:lineRule="auto"/>
-        <w:ind w:left="360" w:hanging="180"/>
-        <w:rPr>
-          <w:sz w:val="16"/>
-          <w:szCs w:val="16"/>
-        </w:rPr>
-      </w:pPr>
-      <w:r>
-        <w:rPr>
-          <w:i w:val="1"/>
-          <w:iCs w:val="1"/>
-          <w:sz w:val="20"/>
-          <w:szCs w:val="20"/>
-          <w:u w:val="single"/>
-          <w:rtl w:val="0"/>
-        </w:rPr>
-        <w:t xml:space="preserve">Skills used</w:t>
-      </w:r>
-      <w:r>
-        <w:rPr>
-          <w:sz w:val="20"/>
-          <w:szCs w:val="20"/>
-          <w:rtl w:val="0"/>
-        </w:rPr>
-        <w:t xml:space="preserve">:</w:t>
-      </w:r>
-      <w:r>
-        <w:rPr>
-          <w:sz w:val="20"/>
-          <w:szCs w:val="20"/>
-          <w:rtl w:val="0"/>
-        </w:rPr>
-        <w:t xml:space="preserve"> </w:t>
-      </w:r>
-      <w:r>
-        <w:rPr>
-          <w:color w:val="9f236c"/>
-          <w:rtl w:val="0"/>
-        </w:rPr>
-        <w:t xml:space="preserve">P</w:t>
-      </w:r>
-      <w:r>
-        <w:rPr>
-          <w:color w:val="9f236c"/>
-          <w:sz w:val="20"/>
-          <w:szCs w:val="20"/>
-          <w:rtl w:val="0"/>
-        </w:rPr>
-        <w:t xml:space="preserve">ython</w:t>
-      </w:r>
-      <w:r>
-        <w:rPr>
-          <w:sz w:val="20"/>
-          <w:szCs w:val="20"/>
-          <w:rtl w:val="0"/>
-        </w:rPr>
-        <w:t xml:space="preserve">, </w:t>
-      </w:r>
-      <w:r>
-        <w:rPr>
-          <w:color w:val="9f236c"/>
-          <w:sz w:val="20"/>
-          <w:szCs w:val="20"/>
-          <w:rtl w:val="0"/>
-        </w:rPr>
-        <w:t xml:space="preserve">GP/Pari</w:t>
-      </w:r>
-      <w:r>
-        <w:rPr>
-          <w:sz w:val="20"/>
-          <w:szCs w:val="20"/>
-          <w:rtl w:val="0"/>
-        </w:rPr>
-        <w:t xml:space="preserve">, </w:t>
-      </w:r>
-      <w:r>
-        <w:rPr>
-          <w:color w:val="9f236c"/>
-          <w:rtl w:val="0"/>
-        </w:rPr>
-        <w:t xml:space="preserve">Sage</w:t>
-      </w:r>
-      <w:r>
-        <w:rPr>
-          <w:rtl w:val="0"/>
-        </w:rPr>
-        <w:t xml:space="preserve">, </w:t>
-      </w:r>
-      <w:r>
-        <w:rPr>
-          <w:color w:val="9f236c"/>
-          <w:sz w:val="20"/>
-          <w:szCs w:val="20"/>
-          <w:rtl w:val="0"/>
-        </w:rPr>
-        <w:t xml:space="preserve">remote computation</w:t>
-      </w:r>
-    </w:p>
-    <w:p>
-      <w:pPr>
-        <w:keepLines w:val="1"/>
-        <w:widowControl w:val="0"/>
-        <w:spacing w:line="240" w:lineRule="auto"/>
-        <w:rPr>
-          <w:b w:val="1"/>
-          <w:bCs w:val="1"/>
-          <w:color w:val="9f236c"/>
-          <w:sz w:val="2"/>
-          <w:szCs w:val="2"/>
-        </w:rPr>
-      </w:pPr>
-      <w:r>
-        <w:rPr>
-          <w:rtl w:val="0"/>
-        </w:rPr>
-      </w:r>
-    </w:p>
-    <w:p>
-      <w:pPr>
-        <w:keepLines w:val="1"/>
-        <w:widowControl w:val="0"/>
-        <w:tabs>
-          <w:tab w:val="right" w:leader="none" w:pos="10800"/>
-        </w:tabs>
-        <w:spacing w:line="240" w:lineRule="auto"/>
-        <w:rPr/>
-      </w:pPr>
-      <w:r>
-        <w:rPr>
-          <w:b w:val="1"/>
-          <w:bCs w:val="1"/>
-          <w:color w:val="0b7005"/>
-          <w:sz w:val="20"/>
-          <w:szCs w:val="20"/>
-          <w:rtl w:val="0"/>
-        </w:rPr>
-        <w:t xml:space="preserve">Domain coloring:</w:t>
-      </w:r>
-      <w:r>
-        <w:rPr>
-          <w:b w:val="1"/>
-          <w:bCs w:val="1"/>
-          <w:sz w:val="20"/>
-          <w:szCs w:val="20"/>
-          <w:rtl w:val="0"/>
-        </w:rPr>
-        <w:t xml:space="preserve"> </w:t>
-        <w:tab/>
-        <w:t xml:space="preserve">2022 – 2024</w:t>
-      </w:r>
-      <w:r>
-        <w:rPr>
-          <w:rtl w:val="0"/>
-        </w:rPr>
-      </w:r>
-    </w:p>
-    <w:p>
-      <w:pPr>
-        <w:keepLines w:val="1"/>
-        <w:widowControl w:val="0"/>
-        <w:numPr>
-          <w:ilvl w:val="0"/>
-          <w:numId w:val="2"/>
-        </w:numPr>
-        <w:spacing w:line="240" w:lineRule="auto"/>
-        <w:ind w:left="360" w:hanging="180"/>
-        <w:rPr>
-          <w:sz w:val="16"/>
-          <w:szCs w:val="16"/>
-        </w:rPr>
-      </w:pPr>
-      <w:r>
-        <w:rPr>
-          <w:rtl w:val="0"/>
-        </w:rPr>
-        <w:t xml:space="preserve">Adapted Python library ‘cplot’ to produce high-resolution magnitude-phase function plots for collaborators</w:t>
-      </w:r>
-      <w:r>
-        <w:rPr>
-          <w:sz w:val="20"/>
-          <w:szCs w:val="20"/>
-          <w:rtl w:val="0"/>
-        </w:rPr>
-        <w:t xml:space="preserve">. </w:t>
-      </w:r>
-    </w:p>
-    <w:p>
-      <w:pPr>
-        <w:keepLines w:val="1"/>
-        <w:widowControl w:val="0"/>
-        <w:numPr>
-          <w:ilvl w:val="0"/>
-          <w:numId w:val="2"/>
-        </w:numPr>
-        <w:spacing w:line="240" w:lineRule="auto"/>
-        <w:ind w:left="360" w:hanging="180"/>
-        <w:rPr>
-          <w:sz w:val="16"/>
-          <w:szCs w:val="16"/>
-        </w:rPr>
-      </w:pPr>
-      <w:r>
-        <w:rPr>
-          <w:rtl w:val="0"/>
-        </w:rPr>
-        <w:t xml:space="preserve">The generated function plots guided theoretical math research, and featured in several academic publications.</w:t>
-      </w:r>
-    </w:p>
-    <w:p>
-      <w:pPr>
-        <w:keepLines w:val="1"/>
-        <w:widowControl w:val="0"/>
-        <w:numPr>
-          <w:ilvl w:val="0"/>
-          <w:numId w:val="2"/>
-        </w:numPr>
-        <w:spacing w:line="240" w:lineRule="auto"/>
-        <w:ind w:left="360" w:hanging="180"/>
-        <w:rPr>
-          <w:sz w:val="16"/>
-          <w:szCs w:val="16"/>
-        </w:rPr>
-      </w:pPr>
-      <w:r>
-        <w:rPr>
-          <w:i w:val="1"/>
-          <w:iCs w:val="1"/>
-          <w:sz w:val="20"/>
-          <w:szCs w:val="20"/>
-          <w:u w:val="single"/>
-          <w:rtl w:val="0"/>
-        </w:rPr>
-        <w:t xml:space="preserve">Skills used</w:t>
-      </w:r>
-      <w:r>
-        <w:rPr>
-          <w:sz w:val="20"/>
-          <w:szCs w:val="20"/>
-          <w:rtl w:val="0"/>
-        </w:rPr>
-        <w:t xml:space="preserve">:</w:t>
-      </w:r>
-      <w:r>
-        <w:rPr>
-          <w:sz w:val="20"/>
-          <w:szCs w:val="20"/>
-          <w:rtl w:val="0"/>
-        </w:rPr>
-        <w:t xml:space="preserve"> </w:t>
-      </w:r>
-      <w:r>
-        <w:rPr>
-          <w:color w:val="9f236c"/>
-          <w:sz w:val="20"/>
-          <w:szCs w:val="20"/>
-          <w:rtl w:val="0"/>
-        </w:rPr>
-        <w:t xml:space="preserve">matplotlib</w:t>
-      </w:r>
-      <w:r>
-        <w:rPr>
-          <w:sz w:val="20"/>
-          <w:szCs w:val="20"/>
-          <w:rtl w:val="0"/>
-        </w:rPr>
-        <w:t xml:space="preserve">, </w:t>
-      </w:r>
-      <w:r>
-        <w:rPr>
-          <w:color w:val="9f236c"/>
-          <w:sz w:val="20"/>
-          <w:szCs w:val="20"/>
-          <w:rtl w:val="0"/>
-        </w:rPr>
-        <w:t xml:space="preserve">cplot</w:t>
-      </w:r>
-      <w:r>
-        <w:rPr>
-          <w:sz w:val="20"/>
-          <w:szCs w:val="20"/>
-          <w:rtl w:val="0"/>
-        </w:rPr>
-        <w:t xml:space="preserve">, </w:t>
-      </w:r>
-      <w:r>
-        <w:rPr>
-          <w:color w:val="9f236c"/>
-          <w:sz w:val="20"/>
-          <w:szCs w:val="20"/>
-          <w:rtl w:val="0"/>
-        </w:rPr>
-        <w:t xml:space="preserve">Mathematica</w:t>
-      </w:r>
-    </w:p>
-    <w:p>
-      <w:pPr>
-        <w:keepLines w:val="1"/>
-        <w:widowControl w:val="0"/>
-        <w:spacing w:line="240" w:lineRule="auto"/>
-        <w:rPr>
-          <w:b w:val="1"/>
-          <w:bCs w:val="1"/>
-          <w:color w:val="9f236c"/>
-          <w:sz w:val="2"/>
-          <w:szCs w:val="2"/>
-        </w:rPr>
-      </w:pPr>
-      <w:r>
-        <w:rPr>
-          <w:rtl w:val="0"/>
-        </w:rPr>
-      </w:r>
-    </w:p>
-    <w:p>
-      <w:pPr>
-        <w:keepNext w:val="0"/>
-        <w:keepLines w:val="1"/>
-        <w:pageBreakBefore w:val="0"/>
-        <w:widowControl w:val="0"/>
-        <w:pBdr>
-          <w:top w:space="0" w:sz="0" w:val="nil"/>
-          <w:left w:space="0" w:sz="0" w:val="nil"/>
-          <w:bottom w:space="0" w:sz="0" w:val="nil"/>
-          <w:right w:space="0" w:sz="0" w:val="nil"/>
-          <w:between w:space="0" w:sz="0" w:val="nil"/>
-        </w:pBdr>
-        <w:shd w:fill="auto" w:val="clear"/>
-        <w:tabs>
-          <w:tab w:val="right" w:leader="none" w:pos="10800"/>
-        </w:tabs>
-        <w:spacing w:after="0" w:before="0" w:line="240" w:lineRule="auto"/>
-        <w:ind w:left="0" w:right="0" w:firstLine="0"/>
-        <w:rPr>
-          <w:b w:val="1"/>
-          <w:bCs w:val="1"/>
-          <w:i w:val="0"/>
-          <w:iCs w:val="0"/>
-          <w:smallCaps w:val="0"/>
-          <w:strike w:val="0"/>
-          <w:sz w:val="20"/>
-          <w:szCs w:val="20"/>
-          <w:u w:val="none"/>
-          <w:shd w:fill="auto" w:val="clear"/>
-          <w:vertAlign w:val="baseline"/>
-        </w:rPr>
-      </w:pPr>
-      <w:r>
-        <w:rPr>
-          <w:b w:val="1"/>
-          <w:bCs w:val="1"/>
-          <w:i w:val="0"/>
-          <w:iCs w:val="0"/>
-          <w:smallCaps w:val="0"/>
-          <w:strike w:val="0"/>
-          <w:color w:val="0b7005"/>
-          <w:sz w:val="20"/>
-          <w:szCs w:val="20"/>
-          <w:u w:val="none"/>
-          <w:shd w:fill="auto" w:val="clear"/>
-          <w:vertAlign w:val="baseline"/>
-          <w:rtl w:val="0"/>
-        </w:rPr>
-        <w:t xml:space="preserve">Graduate-level Math</w:t>
-      </w:r>
-      <w:r>
-        <w:rPr>
-          <w:b w:val="1"/>
-          <w:bCs w:val="1"/>
-          <w:color w:val="0b7005"/>
-          <w:rtl w:val="0"/>
-        </w:rPr>
-        <w:t xml:space="preserve">ematical </w:t>
-      </w:r>
-      <w:r>
-        <w:rPr>
-          <w:b w:val="1"/>
-          <w:bCs w:val="1"/>
-          <w:i w:val="0"/>
-          <w:iCs w:val="0"/>
-          <w:smallCaps w:val="0"/>
-          <w:strike w:val="0"/>
-          <w:color w:val="0b7005"/>
-          <w:sz w:val="20"/>
-          <w:szCs w:val="20"/>
-          <w:u w:val="none"/>
-          <w:shd w:fill="auto" w:val="clear"/>
-          <w:vertAlign w:val="baseline"/>
-          <w:rtl w:val="0"/>
-        </w:rPr>
-        <w:t xml:space="preserve">Physics</w:t>
-      </w:r>
-      <w:r>
-        <w:rPr>
-          <w:b w:val="1"/>
-          <w:bCs w:val="1"/>
-          <w:color w:val="0b7005"/>
-          <w:rtl w:val="0"/>
-        </w:rPr>
-        <w:t xml:space="preserve">:</w:t>
-      </w:r>
-      <w:r>
-        <w:rPr>
-          <w:b w:val="1"/>
-          <w:bCs w:val="1"/>
-          <w:i w:val="0"/>
-          <w:iCs w:val="0"/>
-          <w:smallCaps w:val="0"/>
-          <w:strike w:val="0"/>
-          <w:color w:val="0b7005"/>
-          <w:sz w:val="20"/>
-          <w:szCs w:val="20"/>
-          <w:u w:val="none"/>
-          <w:shd w:fill="auto" w:val="clear"/>
-          <w:vertAlign w:val="baseline"/>
-          <w:rtl w:val="0"/>
-        </w:rPr>
-        <w:tab/>
-      </w:r>
-      <w:r>
-        <w:rPr>
-          <w:b w:val="1"/>
-          <w:bCs w:val="1"/>
-          <w:i w:val="0"/>
-          <w:iCs w:val="0"/>
-          <w:smallCaps w:val="0"/>
-          <w:strike w:val="0"/>
-          <w:sz w:val="20"/>
-          <w:szCs w:val="20"/>
-          <w:u w:val="none"/>
-          <w:shd w:fill="auto" w:val="clear"/>
-          <w:vertAlign w:val="baseline"/>
-          <w:rtl w:val="0"/>
-        </w:rPr>
-        <w:t xml:space="preserve">2017 </w:t>
-      </w:r>
-      <w:r>
-        <w:rPr>
-          <w:b w:val="1"/>
-          <w:bCs w:val="1"/>
-          <w:sz w:val="20"/>
-          <w:szCs w:val="20"/>
-          <w:rtl w:val="0"/>
-        </w:rPr>
-        <w:t xml:space="preserve">– 2019</w:t>
       </w:r>
       <w:r>
         <w:rPr>
@@ -3140,319 +3031,101 @@
         <w:spacing w:after="0" w:before="0" w:line="240" w:lineRule="auto"/>
         <w:ind w:left="360" w:right="0" w:hanging="180"/>
         <w:rPr>
-          <w:i w:val="0"/>
-          <w:iCs w:val="0"/>
-          <w:smallCaps w:val="0"/>
-          <w:strike w:val="0"/>
-          <w:color w:val="000000"/>
           <w:sz w:val="16"/>
           <w:szCs w:val="16"/>
-          <w:shd w:fill="auto" w:val="clear"/>
-          <w:vertAlign w:val="baseline"/>
-        </w:rPr>
-      </w:pPr>
-      <w:r>
-        <w:rPr>
-          <w:rtl w:val="0"/>
-        </w:rPr>
-        <w:t xml:space="preserve">18 months of advanced-level study of</w:t>
-      </w:r>
-      <w:r>
-        <w:rPr>
-          <w:i w:val="0"/>
-          <w:iCs w:val="0"/>
-          <w:smallCaps w:val="0"/>
-          <w:strike w:val="0"/>
-          <w:color w:val="000000"/>
-          <w:sz w:val="20"/>
-          <w:szCs w:val="20"/>
-          <w:u w:val="none"/>
-          <w:shd w:fill="auto" w:val="clear"/>
-          <w:vertAlign w:val="baseline"/>
-          <w:rtl w:val="0"/>
-        </w:rPr>
-        <w:t xml:space="preserve"> </w:t>
-      </w:r>
-      <w:r>
-        <w:rPr>
-          <w:rtl w:val="0"/>
-        </w:rPr>
-        <w:t xml:space="preserve">G</w:t>
-      </w:r>
-      <w:r>
-        <w:rPr>
-          <w:i w:val="0"/>
-          <w:iCs w:val="0"/>
-          <w:smallCaps w:val="0"/>
-          <w:strike w:val="0"/>
-          <w:color w:val="000000"/>
-          <w:sz w:val="20"/>
-          <w:szCs w:val="20"/>
-          <w:u w:val="none"/>
-          <w:shd w:fill="auto" w:val="clear"/>
-          <w:vertAlign w:val="baseline"/>
-          <w:rtl w:val="0"/>
-        </w:rPr>
-        <w:t xml:space="preserve">auge </w:t>
-      </w:r>
-      <w:r>
-        <w:rPr>
-          <w:rtl w:val="0"/>
-        </w:rPr>
-        <w:t xml:space="preserve">T</w:t>
-      </w:r>
-      <w:r>
-        <w:rPr>
-          <w:i w:val="0"/>
-          <w:iCs w:val="0"/>
-          <w:smallCaps w:val="0"/>
-          <w:strike w:val="0"/>
-          <w:color w:val="000000"/>
-          <w:sz w:val="20"/>
-          <w:szCs w:val="20"/>
-          <w:u w:val="none"/>
-          <w:shd w:fill="auto" w:val="clear"/>
-          <w:vertAlign w:val="baseline"/>
-          <w:rtl w:val="0"/>
-        </w:rPr>
-        <w:t xml:space="preserve">heory</w:t>
-      </w:r>
-      <w:r>
-        <w:rPr>
-          <w:rtl w:val="0"/>
-        </w:rPr>
-        <w:t xml:space="preserve"> and</w:t>
-      </w:r>
-      <w:r>
-        <w:rPr>
-          <w:i w:val="0"/>
-          <w:iCs w:val="0"/>
-          <w:smallCaps w:val="0"/>
-          <w:strike w:val="0"/>
-          <w:color w:val="000000"/>
-          <w:sz w:val="20"/>
-          <w:szCs w:val="20"/>
-          <w:u w:val="none"/>
-          <w:shd w:fill="auto" w:val="clear"/>
-          <w:vertAlign w:val="baseline"/>
-          <w:rtl w:val="0"/>
-        </w:rPr>
-        <w:t xml:space="preserve"> the </w:t>
-      </w:r>
-      <w:r>
-        <w:rPr>
-          <w:rtl w:val="0"/>
-        </w:rPr>
-        <w:t xml:space="preserve">V</w:t>
-      </w:r>
-      <w:r>
-        <w:rPr>
-          <w:i w:val="0"/>
-          <w:iCs w:val="0"/>
-          <w:smallCaps w:val="0"/>
-          <w:strike w:val="0"/>
-          <w:color w:val="000000"/>
-          <w:sz w:val="20"/>
-          <w:szCs w:val="20"/>
-          <w:u w:val="none"/>
-          <w:shd w:fill="auto" w:val="clear"/>
-          <w:vertAlign w:val="baseline"/>
-          <w:rtl w:val="0"/>
-        </w:rPr>
-        <w:t xml:space="preserve">ector </w:t>
-      </w:r>
-      <w:r>
-        <w:rPr>
-          <w:rtl w:val="0"/>
-        </w:rPr>
-        <w:t xml:space="preserve">B</w:t>
-      </w:r>
-      <w:r>
-        <w:rPr>
-          <w:i w:val="0"/>
-          <w:iCs w:val="0"/>
-          <w:smallCaps w:val="0"/>
-          <w:strike w:val="0"/>
-          <w:color w:val="000000"/>
-          <w:sz w:val="20"/>
-          <w:szCs w:val="20"/>
-          <w:u w:val="none"/>
-          <w:shd w:fill="auto" w:val="clear"/>
-          <w:vertAlign w:val="baseline"/>
-          <w:rtl w:val="0"/>
-        </w:rPr>
-        <w:t xml:space="preserve">undle framework of physic</w:t>
-      </w:r>
-      <w:r>
-        <w:rPr>
-          <w:rtl w:val="0"/>
-        </w:rPr>
-        <w:t xml:space="preserve">al </w:t>
-      </w:r>
-      <w:r>
-        <w:rPr>
-          <w:i w:val="0"/>
-          <w:iCs w:val="0"/>
-          <w:smallCaps w:val="0"/>
-          <w:strike w:val="0"/>
-          <w:color w:val="000000"/>
-          <w:sz w:val="20"/>
-          <w:szCs w:val="20"/>
-          <w:u w:val="none"/>
-          <w:shd w:fill="auto" w:val="clear"/>
-          <w:vertAlign w:val="baseline"/>
-          <w:rtl w:val="0"/>
-        </w:rPr>
-        <w:t xml:space="preserve">fields</w:t>
-      </w:r>
-      <w:r>
-        <w:rPr>
-          <w:rtl w:val="0"/>
-        </w:rPr>
-        <w:t xml:space="preserve">.</w:t>
-      </w:r>
-    </w:p>
-    <w:p>
-      <w:pPr>
-        <w:keepNext w:val="0"/>
-        <w:keepLines w:val="1"/>
-        <w:pageBreakBefore w:val="0"/>
+        </w:rPr>
+      </w:pPr>
+      <w:r>
+        <w:rPr>
+          <w:sz w:val="20"/>
+          <w:szCs w:val="20"/>
+          <w:rtl w:val="0"/>
+        </w:rPr>
+        <w:t xml:space="preserve">Computed </w:t>
+      </w:r>
+      <w:r>
+        <w:rPr>
+          <w:rtl w:val="0"/>
+        </w:rPr>
+        <w:t xml:space="preserve">and analyzed long-term </w:t>
+      </w:r>
+      <w:r>
+        <w:rPr>
+          <w:sz w:val="20"/>
+          <w:szCs w:val="20"/>
+          <w:rtl w:val="0"/>
+        </w:rPr>
+        <w:t xml:space="preserve">asymptotic behaviors of 1000</w:t>
+      </w:r>
+      <w:r>
+        <w:rPr>
+          <w:rtl w:val="0"/>
+        </w:rPr>
+        <w:t xml:space="preserve">’s of </w:t>
+      </w:r>
+      <w:r>
+        <w:rPr>
+          <w:sz w:val="20"/>
+          <w:szCs w:val="20"/>
+          <w:rtl w:val="0"/>
+        </w:rPr>
+        <w:t xml:space="preserve">novel weighted integer-partition sequences.</w:t>
+      </w:r>
+    </w:p>
+    <w:p>
+      <w:pPr>
+        <w:keepLines w:val="1"/>
         <w:widowControl w:val="0"/>
         <w:numPr>
           <w:ilvl w:val="0"/>
           <w:numId w:val="3"/>
         </w:numPr>
-        <w:pBdr>
-          <w:top w:space="0" w:sz="0" w:val="nil"/>
-          <w:left w:space="0" w:sz="0" w:val="nil"/>
-          <w:bottom w:space="0" w:sz="0" w:val="nil"/>
-          <w:right w:space="0" w:sz="0" w:val="nil"/>
-          <w:between w:space="0" w:sz="0" w:val="nil"/>
-        </w:pBdr>
-        <w:shd w:fill="auto" w:val="clear"/>
-        <w:spacing w:after="0" w:before="0" w:line="240" w:lineRule="auto"/>
-        <w:ind w:left="360" w:right="0" w:hanging="180"/>
-        <w:rPr>
-          <w:i w:val="0"/>
-          <w:iCs w:val="0"/>
-          <w:smallCaps w:val="0"/>
-          <w:strike w:val="0"/>
-          <w:color w:val="000000"/>
+        <w:spacing w:line="240" w:lineRule="auto"/>
+        <w:ind w:left="360" w:hanging="180"/>
+        <w:rPr>
           <w:sz w:val="16"/>
           <w:szCs w:val="16"/>
-          <w:shd w:fill="auto" w:val="clear"/>
-          <w:vertAlign w:val="baseline"/>
-        </w:rPr>
-      </w:pPr>
-      <w:r>
-        <w:rPr>
-          <w:rtl w:val="0"/>
-        </w:rPr>
-        <w:t xml:space="preserve">G</w:t>
-      </w:r>
-      <w:r>
-        <w:rPr>
-          <w:i w:val="0"/>
-          <w:iCs w:val="0"/>
-          <w:smallCaps w:val="0"/>
-          <w:strike w:val="0"/>
-          <w:color w:val="000000"/>
-          <w:sz w:val="20"/>
-          <w:szCs w:val="20"/>
-          <w:u w:val="none"/>
-          <w:shd w:fill="auto" w:val="clear"/>
-          <w:vertAlign w:val="baseline"/>
-          <w:rtl w:val="0"/>
-        </w:rPr>
-        <w:t xml:space="preserve">raduate </w:t>
-      </w:r>
-      <w:r>
-        <w:rPr>
-          <w:rtl w:val="0"/>
-        </w:rPr>
-        <w:t xml:space="preserve">Q</w:t>
-      </w:r>
-      <w:r>
-        <w:rPr>
-          <w:i w:val="0"/>
-          <w:iCs w:val="0"/>
-          <w:smallCaps w:val="0"/>
-          <w:strike w:val="0"/>
-          <w:color w:val="000000"/>
-          <w:sz w:val="20"/>
-          <w:szCs w:val="20"/>
-          <w:u w:val="none"/>
-          <w:shd w:fill="auto" w:val="clear"/>
-          <w:vertAlign w:val="baseline"/>
-          <w:rtl w:val="0"/>
-        </w:rPr>
-        <w:t xml:space="preserve">uantum </w:t>
-      </w:r>
-      <w:r>
-        <w:rPr>
-          <w:rtl w:val="0"/>
-        </w:rPr>
-        <w:t xml:space="preserve">M</w:t>
-      </w:r>
-      <w:r>
-        <w:rPr>
-          <w:i w:val="0"/>
-          <w:iCs w:val="0"/>
-          <w:smallCaps w:val="0"/>
-          <w:strike w:val="0"/>
-          <w:color w:val="000000"/>
-          <w:sz w:val="20"/>
-          <w:szCs w:val="20"/>
-          <w:u w:val="none"/>
-          <w:shd w:fill="auto" w:val="clear"/>
-          <w:vertAlign w:val="baseline"/>
-          <w:rtl w:val="0"/>
-        </w:rPr>
-        <w:t xml:space="preserve">echanics course at Purdue; independent study </w:t>
-      </w:r>
-      <w:r>
-        <w:rPr>
-          <w:rtl w:val="0"/>
-        </w:rPr>
-        <w:t xml:space="preserve">Lagrangian/Hamiltonian Mechanics</w:t>
-      </w:r>
-      <w:r>
-        <w:rPr>
-          <w:i w:val="0"/>
-          <w:iCs w:val="0"/>
-          <w:smallCaps w:val="0"/>
-          <w:strike w:val="0"/>
-          <w:color w:val="000000"/>
-          <w:sz w:val="20"/>
-          <w:szCs w:val="20"/>
-          <w:u w:val="none"/>
-          <w:shd w:fill="auto" w:val="clear"/>
-          <w:vertAlign w:val="baseline"/>
-          <w:rtl w:val="0"/>
-        </w:rPr>
-        <w:t xml:space="preserve">.</w:t>
-      </w:r>
-    </w:p>
-    <w:p>
-      <w:pPr>
-        <w:keepNext w:val="0"/>
-        <w:keepLines w:val="1"/>
-        <w:pageBreakBefore w:val="0"/>
+        </w:rPr>
+      </w:pPr>
+      <w:r>
+        <w:rPr>
+          <w:rtl w:val="0"/>
+        </w:rPr>
+        <w:t xml:space="preserve">Developed parallel computation </w:t>
+      </w:r>
+      <w:r>
+        <w:rPr>
+          <w:sz w:val="20"/>
+          <w:szCs w:val="20"/>
+          <w:rtl w:val="0"/>
+        </w:rPr>
+        <w:t xml:space="preserve">algorithms to overcome (sub-)exponential search space</w:t>
+      </w:r>
+      <w:r>
+        <w:rPr>
+          <w:rtl w:val="0"/>
+        </w:rPr>
+        <w:t xml:space="preserve">; computational speed increased 10-fold.</w:t>
+      </w:r>
+      <w:r>
+        <w:rPr>
+          <w:sz w:val="20"/>
+          <w:szCs w:val="20"/>
+          <w:rtl w:val="0"/>
+        </w:rPr>
+        <w:t xml:space="preserve"> </w:t>
+      </w:r>
+    </w:p>
+    <w:p>
+      <w:pPr>
+        <w:keepLines w:val="1"/>
         <w:widowControl w:val="0"/>
         <w:numPr>
           <w:ilvl w:val="0"/>
           <w:numId w:val="3"/>
         </w:numPr>
-        <w:pBdr>
-          <w:top w:space="0" w:sz="0" w:val="nil"/>
-          <w:left w:space="0" w:sz="0" w:val="nil"/>
-          <w:bottom w:space="0" w:sz="0" w:val="nil"/>
-          <w:right w:space="0" w:sz="0" w:val="nil"/>
-          <w:between w:space="0" w:sz="0" w:val="nil"/>
-        </w:pBdr>
-        <w:shd w:fill="auto" w:val="clear"/>
-        <w:spacing w:after="0" w:before="0" w:line="240" w:lineRule="auto"/>
-        <w:ind w:left="360" w:right="0" w:hanging="180"/>
+        <w:spacing w:line="240" w:lineRule="auto"/>
+        <w:ind w:left="360" w:hanging="180"/>
         <w:rPr>
           <w:sz w:val="16"/>
           <w:szCs w:val="16"/>
@@ -3462,6 +3135,8 @@
         <w:rPr>
           <w:i w:val="1"/>
           <w:iCs w:val="1"/>
+          <w:sz w:val="20"/>
+          <w:szCs w:val="20"/>
           <w:u w:val="single"/>
           <w:rtl w:val="0"/>
         </w:rPr>
@@ -3469,28 +3144,40 @@
       </w:r>
       <w:r>
         <w:rPr>
+          <w:sz w:val="20"/>
+          <w:szCs w:val="20"/>
           <w:rtl w:val="0"/>
         </w:rPr>
         <w:t xml:space="preserve">:</w:t>
       </w:r>
       <w:r>
         <w:rPr>
-          <w:b w:val="1"/>
-          <w:bCs w:val="1"/>
+          <w:sz w:val="20"/>
+          <w:szCs w:val="20"/>
+          <w:rtl w:val="0"/>
+        </w:rPr>
+        <w:t xml:space="preserve"> </w:t>
+      </w:r>
+      <w:r>
+        <w:rPr>
           <w:color w:val="9f236c"/>
           <w:rtl w:val="0"/>
         </w:rPr>
-        <w:t xml:space="preserve"> </w:t>
+        <w:t xml:space="preserve">P</w:t>
       </w:r>
       <w:r>
         <w:rPr>
           <w:color w:val="9f236c"/>
-          <w:rtl w:val="0"/>
-        </w:rPr>
-        <w:t xml:space="preserve">Gauge Theory</w:t>
-      </w:r>
-      <w:r>
-        <w:rPr>
+          <w:sz w:val="20"/>
+          <w:szCs w:val="20"/>
+          <w:rtl w:val="0"/>
+        </w:rPr>
+        <w:t xml:space="preserve">ython</w:t>
+      </w:r>
+      <w:r>
+        <w:rPr>
+          <w:sz w:val="20"/>
+          <w:szCs w:val="20"/>
           <w:rtl w:val="0"/>
         </w:rPr>
         <w:t xml:space="preserve">, </w:t>
@@ -3498,12 +3185,16 @@
       <w:r>
         <w:rPr>
           <w:color w:val="9f236c"/>
-          <w:rtl w:val="0"/>
-        </w:rPr>
-        <w:t xml:space="preserve">Quantum Mechanics</w:t>
-      </w:r>
-      <w:r>
-        <w:rPr>
+          <w:sz w:val="20"/>
+          <w:szCs w:val="20"/>
+          <w:rtl w:val="0"/>
+        </w:rPr>
+        <w:t xml:space="preserve">GP/Pari</w:t>
+      </w:r>
+      <w:r>
+        <w:rPr>
+          <w:sz w:val="20"/>
+          <w:szCs w:val="20"/>
           <w:rtl w:val="0"/>
         </w:rPr>
         <w:t xml:space="preserve">, </w:t>
@@ -3513,7 +3204,7 @@
           <w:color w:val="9f236c"/>
           <w:rtl w:val="0"/>
         </w:rPr>
-        <w:t xml:space="preserve">Topology</w:t>
+        <w:t xml:space="preserve">Sage</w:t>
       </w:r>
       <w:r>
         <w:rPr>
@@ -3524,9 +3215,30 @@
       <w:r>
         <w:rPr>
           <w:color w:val="9f236c"/>
-          <w:rtl w:val="0"/>
-        </w:rPr>
-        <w:t xml:space="preserve">Differential Geometry</w:t>
+          <w:sz w:val="20"/>
+          <w:szCs w:val="20"/>
+          <w:rtl w:val="0"/>
+        </w:rPr>
+        <w:t xml:space="preserve">remote computation</w:t>
+      </w:r>
+    </w:p>
+    <w:p>
+      <w:pPr>
+        <w:keepLines w:val="1"/>
+        <w:widowControl w:val="0"/>
+        <w:spacing w:line="240" w:lineRule="auto"/>
+        <w:rPr>
+          <w:b w:val="1"/>
+          <w:bCs w:val="1"/>
+          <w:color w:val="9f236c"/>
+          <w:sz w:val="2"/>
+          <w:szCs w:val="2"/>
+        </w:rPr>
+      </w:pPr>
+      <w:r>
+        <w:rPr>
+          <w:rtl w:val="0"/>
+        </w:rPr>
       </w:r>
     </w:p>
     <w:p>
@@ -3611,7 +3323,7 @@
         </w:rPr>
         <w:t xml:space="preserve">, T. Daniels et. al; submitted; </w:t>
       </w:r>
-      <w:hyperlink r:id="rId15">
+      <w:hyperlink r:id="rId16">
         <w:r>
           <w:rPr>
             <w:color w:val="1155cc"/>
@@ -3692,70 +3404,6 @@
           <w:rtl w:val="0"/>
         </w:rPr>
         <w:t xml:space="preserve">, T. Daniels et. al.; submitted; </w:t>
-      </w:r>
-      <w:hyperlink r:id="rId16">
-        <w:r>
-          <w:rPr>
-            <w:color w:val="1155cc"/>
-            <w:sz w:val="20"/>
-            <w:szCs w:val="20"/>
-            <w:u w:val="single"/>
-            <w:rtl w:val="0"/>
-          </w:rPr>
-          <w:t xml:space="preserve">arXiv</w:t>
-        </w:r>
-      </w:hyperlink>
-      <w:r>
-        <w:rPr>
-          <w:color w:val="2e3092"/>
-          <w:sz w:val="20"/>
-          <w:szCs w:val="20"/>
-          <w:rtl w:val="0"/>
-        </w:rPr>
-        <w:tab/>
-      </w:r>
-      <w:r>
-        <w:rPr>
-          <w:b w:val="1"/>
-          <w:bCs w:val="1"/>
-          <w:sz w:val="20"/>
-          <w:szCs w:val="20"/>
-          <w:rtl w:val="0"/>
-        </w:rPr>
-        <w:t xml:space="preserve">2026</w:t>
-      </w:r>
-    </w:p>
-    <w:p>
-      <w:pPr>
-        <w:keepLines w:val="1"/>
-        <w:widowControl w:val="0"/>
-        <w:tabs>
-          <w:tab w:val="right" w:leader="none" w:pos="11520"/>
-        </w:tabs>
-        <w:spacing w:line="240" w:lineRule="auto"/>
-        <w:ind w:left="0" w:right="0" w:firstLine="0"/>
-        <w:rPr>
-          <w:sz w:val="20"/>
-          <w:szCs w:val="20"/>
-        </w:rPr>
-      </w:pPr>
-      <w:r>
-        <w:rPr>
-          <w:i w:val="1"/>
-          <w:iCs w:val="1"/>
-          <w:sz w:val="20"/>
-          <w:szCs w:val="20"/>
-          <w:rtl w:val="0"/>
-        </w:rPr>
-        <w:t xml:space="preserve">Vanishings of the Legendre-17 signed partition numbers</w:t>
-      </w:r>
-      <w:r>
-        <w:rPr>
-          <w:sz w:val="20"/>
-          <w:szCs w:val="20"/>
-          <w:rtl w:val="0"/>
-        </w:rPr>
-        <w:t xml:space="preserve">, T. Daniels; </w:t>
       </w:r>
       <w:hyperlink r:id="rId17">
         <w:r>
@@ -3771,25 +3419,22 @@
       </w:hyperlink>
       <w:r>
         <w:rPr>
-          <w:sz w:val="20"/>
-          <w:szCs w:val="20"/>
-          <w:rtl w:val="0"/>
-        </w:rPr>
-        <w:t xml:space="preserve"> </w:t>
+          <w:color w:val="2e3092"/>
+          <w:sz w:val="20"/>
+          <w:szCs w:val="20"/>
+          <w:rtl w:val="0"/>
+        </w:rPr>
         <w:tab/>
       </w:r>
       <w:r>
         <w:rPr>
           <w:b w:val="1"/>
           <w:bCs w:val="1"/>
+          <w:sz w:val="20"/>
+          <w:szCs w:val="20"/>
           <w:rtl w:val="0"/>
         </w:rPr>
         <w:t xml:space="preserve">2026</w:t>
-      </w:r>
-      <w:r>
-        <w:rPr>
-          <w:rtl w:val="0"/>
-        </w:rPr>
       </w:r>
     </w:p>
     <w:p>
@@ -3802,39 +3447,27 @@
         <w:spacing w:line="240" w:lineRule="auto"/>
         <w:ind w:left="0" w:right="0" w:firstLine="0"/>
         <w:rPr>
+          <w:sz w:val="20"/>
+          <w:szCs w:val="20"/>
+        </w:rPr>
+      </w:pPr>
+      <w:r>
+        <w:rPr>
           <w:i w:val="1"/>
           <w:iCs w:val="1"/>
           <w:sz w:val="20"/>
           <w:szCs w:val="20"/>
-        </w:rPr>
-      </w:pPr>
-      <w:r>
-        <w:rPr>
-          <w:i w:val="1"/>
-          <w:iCs w:val="1"/>
-          <w:sz w:val="20"/>
-          <w:szCs w:val="20"/>
-          <w:rtl w:val="0"/>
-        </w:rPr>
-        <w:t xml:space="preserve">Legendre-signed partition numbers</w:t>
-      </w:r>
-      <w:r>
-        <w:rPr>
-          <w:sz w:val="20"/>
-          <w:szCs w:val="20"/>
-          <w:rtl w:val="0"/>
-        </w:rPr>
-        <w:t xml:space="preserve">, T. Daniels, Published in J. Math. Anal. Appl. </w:t>
-      </w:r>
-      <w:r>
-        <w:rPr>
-          <w:b w:val="1"/>
-          <w:bCs w:val="1"/>
-          <w:sz w:val="20"/>
-          <w:szCs w:val="20"/>
-          <w:rtl w:val="0"/>
-        </w:rPr>
-        <w:t xml:space="preserve">542 </w:t>
+          <w:rtl w:val="0"/>
+        </w:rPr>
+        <w:t xml:space="preserve">Vanishings of the Legendre-17 signed partition numbers</w:t>
+      </w:r>
+      <w:r>
+        <w:rPr>
+          <w:sz w:val="20"/>
+          <w:szCs w:val="20"/>
+          <w:rtl w:val="0"/>
+        </w:rPr>
+        <w:t xml:space="preserve">, T. Daniels; </w:t>
       </w:r>
       <w:hyperlink r:id="rId18">
         <w:r>
@@ -3845,13 +3478,11 @@
             <w:u w:val="single"/>
             <w:rtl w:val="0"/>
           </w:rPr>
-          <w:t xml:space="preserve">doi</w:t>
+          <w:t xml:space="preserve">arXiv</w:t>
         </w:r>
       </w:hyperlink>
       <w:r>
         <w:rPr>
-          <w:i w:val="1"/>
-          <w:iCs w:val="1"/>
           <w:sz w:val="20"/>
           <w:szCs w:val="20"/>
           <w:rtl w:val="0"/>
@@ -3865,7 +3496,7 @@
           <w:bCs w:val="1"/>
           <w:rtl w:val="0"/>
         </w:rPr>
-        <w:t xml:space="preserve">2025</w:t>
+        <w:t xml:space="preserve">2026</w:t>
       </w:r>
       <w:r>
         <w:rPr>
@@ -3897,51 +3528,25 @@
           <w:szCs w:val="20"/>
           <w:rtl w:val="0"/>
         </w:rPr>
-        <w:t xml:space="preserve">Vanishing coefficients in two </w:t>
-      </w:r>
-      <w:r>
-        <w:rPr>
-          <w:sz w:val="20"/>
-          <w:szCs w:val="20"/>
-          <w:rtl w:val="0"/>
-        </w:rPr>
-        <w:t xml:space="preserve">q</w:t>
-      </w:r>
-      <w:r>
-        <w:rPr>
-          <w:i w:val="1"/>
-          <w:iCs w:val="1"/>
-          <w:sz w:val="20"/>
-          <w:szCs w:val="20"/>
-          <w:rtl w:val="0"/>
-        </w:rPr>
-        <w:t xml:space="preserve">-series…</w:t>
-      </w:r>
-      <w:r>
-        <w:rPr>
-          <w:sz w:val="20"/>
-          <w:szCs w:val="20"/>
-          <w:rtl w:val="0"/>
-        </w:rPr>
-        <w:t xml:space="preserve">, T. Daniels; Published in Res. Number Theory </w:t>
-      </w:r>
-      <w:r>
-        <w:rPr>
-          <w:b w:val="1"/>
-          <w:bCs w:val="1"/>
-          <w:sz w:val="20"/>
-          <w:szCs w:val="20"/>
-          <w:rtl w:val="0"/>
-        </w:rPr>
-        <w:t xml:space="preserve">10</w:t>
-      </w:r>
-      <w:r>
-        <w:rPr>
-          <w:sz w:val="20"/>
-          <w:szCs w:val="20"/>
-          <w:rtl w:val="0"/>
-        </w:rPr>
-        <w:t xml:space="preserve">; </w:t>
+        <w:t xml:space="preserve">Legendre-signed partition numbers</w:t>
+      </w:r>
+      <w:r>
+        <w:rPr>
+          <w:sz w:val="20"/>
+          <w:szCs w:val="20"/>
+          <w:rtl w:val="0"/>
+        </w:rPr>
+        <w:t xml:space="preserve">, T. Daniels, Published in J. Math. Anal. Appl. </w:t>
+      </w:r>
+      <w:r>
+        <w:rPr>
+          <w:b w:val="1"/>
+          <w:bCs w:val="1"/>
+          <w:sz w:val="20"/>
+          <w:szCs w:val="20"/>
+          <w:rtl w:val="0"/>
+        </w:rPr>
+        <w:t xml:space="preserve">542 </w:t>
       </w:r>
       <w:hyperlink r:id="rId19">
         <w:r>
@@ -3957,6 +3562,8 @@
       </w:hyperlink>
       <w:r>
         <w:rPr>
+          <w:i w:val="1"/>
+          <w:iCs w:val="1"/>
           <w:sz w:val="20"/>
           <w:szCs w:val="20"/>
           <w:rtl w:val="0"/>
@@ -3970,7 +3577,7 @@
           <w:bCs w:val="1"/>
           <w:rtl w:val="0"/>
         </w:rPr>
-        <w:t xml:space="preserve">2024</w:t>
+        <w:t xml:space="preserve">2025</w:t>
       </w:r>
       <w:r>
         <w:rPr>
@@ -4000,23 +3607,51 @@
           <w:szCs w:val="20"/>
           <w:rtl w:val="0"/>
         </w:rPr>
-        <w:t xml:space="preserve">The Asymptotics of Some Signed Partition Numbers</w:t>
-      </w:r>
-      <w:r>
-        <w:rPr>
-          <w:sz w:val="20"/>
-          <w:szCs w:val="20"/>
-          <w:rtl w:val="0"/>
-        </w:rPr>
-        <w:t xml:space="preserve"> (</w:t>
-      </w:r>
-      <w:r>
-        <w:rPr>
-          <w:sz w:val="20"/>
-          <w:szCs w:val="20"/>
-          <w:rtl w:val="0"/>
-        </w:rPr>
-        <w:t xml:space="preserve">Doctoral Thesis), T. Daniels; </w:t>
+        <w:t xml:space="preserve">Vanishing coefficients in two </w:t>
+      </w:r>
+      <w:r>
+        <w:rPr>
+          <w:sz w:val="20"/>
+          <w:szCs w:val="20"/>
+          <w:rtl w:val="0"/>
+        </w:rPr>
+        <w:t xml:space="preserve">q</w:t>
+      </w:r>
+      <w:r>
+        <w:rPr>
+          <w:i w:val="1"/>
+          <w:iCs w:val="1"/>
+          <w:sz w:val="20"/>
+          <w:szCs w:val="20"/>
+          <w:rtl w:val="0"/>
+        </w:rPr>
+        <w:t xml:space="preserve">-series…</w:t>
+      </w:r>
+      <w:r>
+        <w:rPr>
+          <w:sz w:val="20"/>
+          <w:szCs w:val="20"/>
+          <w:rtl w:val="0"/>
+        </w:rPr>
+        <w:t xml:space="preserve">, T. Daniels; Published in Res. Number Theory </w:t>
+      </w:r>
+      <w:r>
+        <w:rPr>
+          <w:b w:val="1"/>
+          <w:bCs w:val="1"/>
+          <w:sz w:val="20"/>
+          <w:szCs w:val="20"/>
+          <w:rtl w:val="0"/>
+        </w:rPr>
+        <w:t xml:space="preserve">10</w:t>
+      </w:r>
+      <w:r>
+        <w:rPr>
+          <w:sz w:val="20"/>
+          <w:szCs w:val="20"/>
+          <w:rtl w:val="0"/>
+        </w:rPr>
+        <w:t xml:space="preserve">; </w:t>
       </w:r>
       <w:hyperlink r:id="rId20">
         <w:r>
@@ -4321,11 +3956,11 @@
       <w:lvlText w:val="●"/>
       <w:lvlJc w:val="left"/>
       <w:pPr>
-        <w:ind w:left="720" w:hanging="360"/>
-      </w:pPr>
-      <w:rPr>
-        <w:sz w:val="18"/>
-        <w:szCs w:val="18"/>
+        <w:ind w:left="360" w:hanging="180"/>
+      </w:pPr>
+      <w:rPr>
+        <w:sz w:val="16"/>
+        <w:szCs w:val="16"/>
         <w:u w:val="none"/>
       </w:rPr>
     </w:lvl>
@@ -4545,11 +4180,11 @@
       <w:lvlText w:val="●"/>
       <w:lvlJc w:val="left"/>
       <w:pPr>
-        <w:ind w:left="360" w:hanging="180"/>
-      </w:pPr>
-      <w:rPr>
-        <w:sz w:val="16"/>
-        <w:szCs w:val="16"/>
+        <w:ind w:left="720" w:hanging="360"/>
+      </w:pPr>
+      <w:rPr>
+        <w:sz w:val="18"/>
+        <w:szCs w:val="18"/>
         <w:u w:val="none"/>
       </w:rPr>
     </w:lvl>
@@ -4657,7 +4292,7 @@
       <w:lvlText w:val="●"/>
       <w:lvlJc w:val="left"/>
       <w:pPr>
-        <w:ind w:left="720" w:hanging="360"/>
+        <w:ind w:left="360" w:hanging="180"/>
       </w:pPr>
       <w:rPr>
         <w:sz w:val="18"/>
@@ -4763,230 +4398,6 @@
     </w:lvl>
   </w:abstractNum>
   <w:abstractNum w:abstractNumId="6">
-    <w:lvl w:ilvl="0">
-      <w:start w:val="1"/>
-      <w:numFmt w:val="bullet"/>
-      <w:lvlText w:val="●"/>
-      <w:lvlJc w:val="left"/>
-      <w:pPr>
-        <w:ind w:left="720" w:hanging="360"/>
-      </w:pPr>
-      <w:rPr>
-        <w:sz w:val="18"/>
-        <w:szCs w:val="18"/>
-        <w:u w:val="none"/>
-      </w:rPr>
-    </w:lvl>
-    <w:lvl w:ilvl="1">
-      <w:start w:val="1"/>
-      <w:numFmt w:val="bullet"/>
-      <w:lvlText w:val="○"/>
-      <w:lvlJc w:val="left"/>
-      <w:pPr>
-        <w:ind w:left="1440" w:hanging="360"/>
-      </w:pPr>
-      <w:rPr>
-        <w:u w:val="none"/>
-      </w:rPr>
-    </w:lvl>
-    <w:lvl w:ilvl="2">
-      <w:start w:val="1"/>
-      <w:numFmt w:val="bullet"/>
-      <w:lvlText w:val="■"/>
-      <w:lvlJc w:val="left"/>
-      <w:pPr>
-        <w:ind w:left="2160" w:hanging="360"/>
-      </w:pPr>
-      <w:rPr>
-        <w:u w:val="none"/>
-      </w:rPr>
-    </w:lvl>
-    <w:lvl w:ilvl="3">
-      <w:start w:val="1"/>
-      <w:numFmt w:val="bullet"/>
-      <w:lvlText w:val="●"/>
-      <w:lvlJc w:val="left"/>
-      <w:pPr>
-        <w:ind w:left="2880" w:hanging="360"/>
-      </w:pPr>
-      <w:rPr>
-        <w:u w:val="none"/>
-      </w:rPr>
-    </w:lvl>
-    <w:lvl w:ilvl="4">
-      <w:start w:val="1"/>
-      <w:numFmt w:val="bullet"/>
-      <w:lvlText w:val="○"/>
-      <w:lvlJc w:val="left"/>
-      <w:pPr>
-        <w:ind w:left="3600" w:hanging="360"/>
-      </w:pPr>
-      <w:rPr>
-        <w:u w:val="none"/>
-      </w:rPr>
-    </w:lvl>
-    <w:lvl w:ilvl="5">
-      <w:start w:val="1"/>
-      <w:numFmt w:val="bullet"/>
-      <w:lvlText w:val="■"/>
-      <w:lvlJc w:val="left"/>
-      <w:pPr>
-        <w:ind w:left="4320" w:hanging="360"/>
-      </w:pPr>
-      <w:rPr>
-        <w:u w:val="none"/>
-      </w:rPr>
-    </w:lvl>
-    <w:lvl w:ilvl="6">
-      <w:start w:val="1"/>
-      <w:numFmt w:val="bullet"/>
-      <w:lvlText w:val="●"/>
-      <w:lvlJc w:val="left"/>
-      <w:pPr>
-        <w:ind w:left="5040" w:hanging="360"/>
-      </w:pPr>
-      <w:rPr>
-        <w:u w:val="none"/>
-      </w:rPr>
-    </w:lvl>
-    <w:lvl w:ilvl="7">
-      <w:start w:val="1"/>
-      <w:numFmt w:val="bullet"/>
-      <w:lvlText w:val="○"/>
-      <w:lvlJc w:val="left"/>
-      <w:pPr>
-        <w:ind w:left="5760" w:hanging="360"/>
-      </w:pPr>
-      <w:rPr>
-        <w:u w:val="none"/>
-      </w:rPr>
-    </w:lvl>
-    <w:lvl w:ilvl="8">
-      <w:start w:val="1"/>
-      <w:numFmt w:val="bullet"/>
-      <w:lvlText w:val="■"/>
-      <w:lvlJc w:val="left"/>
-      <w:pPr>
-        <w:ind w:left="6480" w:hanging="360"/>
-      </w:pPr>
-      <w:rPr>
-        <w:u w:val="none"/>
-      </w:rPr>
-    </w:lvl>
-  </w:abstractNum>
-  <w:abstractNum w:abstractNumId="7">
-    <w:lvl w:ilvl="0">
-      <w:start w:val="1"/>
-      <w:numFmt w:val="bullet"/>
-      <w:lvlText w:val="●"/>
-      <w:lvlJc w:val="left"/>
-      <w:pPr>
-        <w:ind w:left="360" w:hanging="180"/>
-      </w:pPr>
-      <w:rPr>
-        <w:sz w:val="18"/>
-        <w:szCs w:val="18"/>
-        <w:u w:val="none"/>
-      </w:rPr>
-    </w:lvl>
-    <w:lvl w:ilvl="1">
-      <w:start w:val="1"/>
-      <w:numFmt w:val="bullet"/>
-      <w:lvlText w:val="○"/>
-      <w:lvlJc w:val="left"/>
-      <w:pPr>
-        <w:ind w:left="1440" w:hanging="360"/>
-      </w:pPr>
-      <w:rPr>
-        <w:u w:val="none"/>
-      </w:rPr>
-    </w:lvl>
-    <w:lvl w:ilvl="2">
-      <w:start w:val="1"/>
-      <w:numFmt w:val="bullet"/>
-      <w:lvlText w:val="■"/>
-      <w:lvlJc w:val="left"/>
-      <w:pPr>
-        <w:ind w:left="2160" w:hanging="360"/>
-      </w:pPr>
-      <w:rPr>
-        <w:u w:val="none"/>
-      </w:rPr>
-    </w:lvl>
-    <w:lvl w:ilvl="3">
-      <w:start w:val="1"/>
-      <w:numFmt w:val="bullet"/>
-      <w:lvlText w:val="●"/>
-      <w:lvlJc w:val="left"/>
-      <w:pPr>
-        <w:ind w:left="2880" w:hanging="360"/>
-      </w:pPr>
-      <w:rPr>
-        <w:u w:val="none"/>
-      </w:rPr>
-    </w:lvl>
-    <w:lvl w:ilvl="4">
-      <w:start w:val="1"/>
-      <w:numFmt w:val="bullet"/>
-      <w:lvlText w:val="○"/>
-      <w:lvlJc w:val="left"/>
-      <w:pPr>
-        <w:ind w:left="3600" w:hanging="360"/>
-      </w:pPr>
-      <w:rPr>
-        <w:u w:val="none"/>
-      </w:rPr>
-    </w:lvl>
-    <w:lvl w:ilvl="5">
-      <w:start w:val="1"/>
-      <w:numFmt w:val="bullet"/>
-      <w:lvlText w:val="■"/>
-      <w:lvlJc w:val="left"/>
-      <w:pPr>
-        <w:ind w:left="4320" w:hanging="360"/>
-      </w:pPr>
-      <w:rPr>
-        <w:u w:val="none"/>
-      </w:rPr>
-    </w:lvl>
-    <w:lvl w:ilvl="6">
-      <w:start w:val="1"/>
-      <w:numFmt w:val="bullet"/>
-      <w:lvlText w:val="●"/>
-      <w:lvlJc w:val="left"/>
-      <w:pPr>
-        <w:ind w:left="5040" w:hanging="360"/>
-      </w:pPr>
-      <w:rPr>
-        <w:u w:val="none"/>
-      </w:rPr>
-    </w:lvl>
-    <w:lvl w:ilvl="7">
-      <w:start w:val="1"/>
-      <w:numFmt w:val="bullet"/>
-      <w:lvlText w:val="○"/>
-      <w:lvlJc w:val="left"/>
-      <w:pPr>
-        <w:ind w:left="5760" w:hanging="360"/>
-      </w:pPr>
-      <w:rPr>
-        <w:u w:val="none"/>
-      </w:rPr>
-    </w:lvl>
-    <w:lvl w:ilvl="8">
-      <w:start w:val="1"/>
-      <w:numFmt w:val="bullet"/>
-      <w:lvlText w:val="■"/>
-      <w:lvlJc w:val="left"/>
-      <w:pPr>
-        <w:ind w:left="6480" w:hanging="360"/>
-      </w:pPr>
-      <w:rPr>
-        <w:u w:val="none"/>
-      </w:rPr>
-    </w:lvl>
-  </w:abstractNum>
-  <w:abstractNum w:abstractNumId="8">
     <w:lvl w:ilvl="0">
       <w:start w:val="1"/>
       <w:numFmt w:val="bullet"/>
@@ -5115,12 +4526,6 @@
   </w:num>
   <w:num w:numId="6">
     <w:abstractNumId w:val="6"/>
-  </w:num>
-  <w:num w:numId="7">
-    <w:abstractNumId w:val="7"/>
-  </w:num>
-  <w:num w:numId="8">
-    <w:abstractNumId w:val="8"/>
   </w:num>
 </w:numbering>
 </file>

--- a/docs/TaylorDanielsResume.docx
+++ b/docs/TaylorDanielsResume.docx
@@ -1873,8 +1873,9 @@
           <w:tab w:val="right" w:leader="none" w:pos="10800"/>
         </w:tabs>
         <w:rPr>
-          <w:sz w:val="20"/>
-          <w:szCs w:val="20"/>
+          <w:b w:val="1"/>
+          <w:bCs w:val="1"/>
+          <w:color w:val="0b7005"/>
         </w:rPr>
       </w:pPr>
       <w:bookmarkStart w:colFirst="0" w:colLast="0" w:name="_yp4z1kt9qpjo" w:id="5"/>
@@ -1888,151 +1889,10 @@
         <w:t xml:space="preserve">SELECTED PROJECTS</w:t>
         <w:tab/>
       </w:r>
-    </w:p>
-    <w:p>
-      <w:pPr>
-        <w:keepLines w:val="1"/>
-        <w:widowControl w:val="0"/>
-        <w:tabs>
-          <w:tab w:val="right" w:leader="none" w:pos="10800"/>
-          <w:tab w:val="right" w:leader="none" w:pos="11520"/>
-        </w:tabs>
-        <w:spacing w:line="240" w:lineRule="auto"/>
-        <w:rPr>
-          <w:b w:val="1"/>
-          <w:bCs w:val="1"/>
-        </w:rPr>
-      </w:pPr>
-      <w:r>
-        <w:rPr>
-          <w:b w:val="1"/>
-          <w:bCs w:val="1"/>
-          <w:color w:val="0b7005"/>
-          <w:rtl w:val="0"/>
-        </w:rPr>
-        <w:t xml:space="preserve">XBRL-based financial dependency graph:</w:t>
-      </w:r>
-      <w:r>
-        <w:rPr>
-          <w:b w:val="1"/>
-          <w:bCs w:val="1"/>
-          <w:rtl w:val="0"/>
-        </w:rPr>
-        <w:tab/>
-        <w:t xml:space="preserve">(Ongoing)</w:t>
-      </w:r>
-    </w:p>
-    <w:p>
-      <w:pPr>
-        <w:keepLines w:val="1"/>
-        <w:widowControl w:val="0"/>
-        <w:numPr>
-          <w:ilvl w:val="0"/>
-          <w:numId w:val="2"/>
-        </w:numPr>
-        <w:spacing w:line="240" w:lineRule="auto"/>
-        <w:ind w:left="360" w:hanging="180"/>
-      </w:pPr>
-      <w:r>
-        <w:rPr>
-          <w:rtl w:val="0"/>
-        </w:rPr>
-        <w:t xml:space="preserve">Made a self-contained web app that pulls and processes published Treasury yields from US Treasury XML feed.</w:t>
-      </w:r>
-    </w:p>
-    <w:p>
-      <w:pPr>
-        <w:keepLines w:val="1"/>
-        <w:widowControl w:val="0"/>
-        <w:numPr>
-          <w:ilvl w:val="0"/>
-          <w:numId w:val="2"/>
-        </w:numPr>
-        <w:spacing w:line="240" w:lineRule="auto"/>
-        <w:ind w:left="360" w:hanging="180"/>
-      </w:pPr>
-      <w:r>
-        <w:rPr>
-          <w:i w:val="1"/>
-          <w:iCs w:val="1"/>
-          <w:u w:val="single"/>
-          <w:rtl w:val="0"/>
-        </w:rPr>
-        <w:t xml:space="preserve">Skills used</w:t>
-      </w:r>
-      <w:r>
-        <w:rPr>
-          <w:rtl w:val="0"/>
-        </w:rPr>
-        <w:t xml:space="preserve">: </w:t>
-      </w:r>
-      <w:r>
-        <w:rPr>
-          <w:color w:val="9f236c"/>
-          <w:rtl w:val="0"/>
-        </w:rPr>
-        <w:t xml:space="preserve">Python</w:t>
-      </w:r>
-      <w:r>
-        <w:rPr>
-          <w:rtl w:val="0"/>
-        </w:rPr>
-        <w:t xml:space="preserve">, </w:t>
-      </w:r>
-      <w:r>
-        <w:rPr>
-          <w:color w:val="9f236c"/>
-          <w:rtl w:val="0"/>
-        </w:rPr>
-        <w:t xml:space="preserve">Typescript</w:t>
-      </w:r>
-      <w:r>
-        <w:rPr>
-          <w:rtl w:val="0"/>
-        </w:rPr>
-        <w:t xml:space="preserve">, </w:t>
-      </w:r>
-      <w:r>
-        <w:rPr>
-          <w:color w:val="9f236c"/>
-          <w:rtl w:val="0"/>
-        </w:rPr>
-        <w:t xml:space="preserve">SQL</w:t>
-      </w:r>
-      <w:r>
-        <w:rPr>
-          <w:rtl w:val="0"/>
-        </w:rPr>
-        <w:t xml:space="preserve">, </w:t>
-      </w:r>
-      <w:r>
-        <w:rPr>
-          <w:color w:val="9f236c"/>
-          <w:rtl w:val="0"/>
-        </w:rPr>
-        <w:t xml:space="preserve">Docker</w:t>
-      </w:r>
-      <w:r>
-        <w:rPr>
-          <w:rtl w:val="0"/>
-        </w:rPr>
-        <w:t xml:space="preserve">, </w:t>
-      </w:r>
-      <w:r>
-        <w:rPr>
-          <w:color w:val="9f236c"/>
-          <w:rtl w:val="0"/>
-        </w:rPr>
-        <w:t xml:space="preserve">Financial Mathematics</w:t>
-      </w:r>
-      <w:r>
-        <w:rPr>
-          <w:b w:val="1"/>
-          <w:bCs w:val="1"/>
-          <w:color w:val="0b7005"/>
-          <w:rtl w:val="0"/>
-        </w:rPr>
-        <w:tab/>
+      <w:r>
+        <w:rPr>
+          <w:rtl w:val="0"/>
+        </w:rPr>
       </w:r>
     </w:p>
     <w:p>

--- a/docs/TaylorDanielsResume.docx
+++ b/docs/TaylorDanielsResume.docx
@@ -889,7 +889,7 @@
         <w:rPr>
           <w:rtl w:val="0"/>
         </w:rPr>
-        <w:t xml:space="preserve"> Python, Java-/Typescript, JSON, SQLite, git, XML, XBRL, Xule, HTML, C#, Excel, Mathematica, matplotlib, scipy, bash</w:t>
+        <w:t xml:space="preserve"> Python, Javascript, Typescript, JSON, SQLite, git, XML, XBRL, Xule, HTML, C#, Excel, Mathematica, matplotlib, scipy, bash, async</w:t>
       </w:r>
     </w:p>
     <w:p>
@@ -4567,6 +4567,11 @@
       <w:sz w:val="48"/>
       <w:szCs w:val="48"/>
     </w:rPr>
+  </w:style>
+  <w:style w:type="paragraph" w:styleId="TableofFigures">
+    <w:name w:val="table of figures"/>
+    <w:basedOn w:val="Normal"/>
+    <w:next w:val="Normal"/>
   </w:style>
 </w:styles>
 </file>
